--- a/files/OGD_07_HSE_Incident_Report.docx
+++ b/files/OGD_07_HSE_Incident_Report.docx
@@ -4,27 +4,1931 @@
   <w:body>
     <w:p>
       <w:pPr>
-        <w:jc w:val="center"/>
+        <w:jc w:val="left"/>
       </w:pPr>
       <w:r>
         <w:rPr>
           <w:b/>
-          <w:color w:val="1E3A5F"/>
-          <w:sz w:val="28"/>
+          <w:color w:val="6B7280"/>
+          <w:sz w:val="18"/>
         </w:rPr>
-        <w:t>ZAVA ENERGY AND CHEMICAL PTE. LTD.</w:t>
+        <w:t>ZAVA CONGLOMERATE</w:t>
       </w:r>
     </w:p>
     <w:p>
       <w:pPr>
-        <w:jc w:val="center"/>
+        <w:spacing w:after="40"/>
       </w:pPr>
       <w:r>
         <w:rPr>
           <w:b/>
-          <w:sz w:val="24"/>
+          <w:color w:val="1F2D55"/>
+          <w:sz w:val="44"/>
         </w:rPr>
-        <w:t>HSE INCIDENT REPORT</w:t>
+        <w:t>OGD 07 HSE Incident Report</w:t>
+      </w:r>
+    </w:p>
+    <w:p>
+      <w:pPr>
+        <w:spacing w:after="200"/>
+      </w:pPr>
+      <w:r>
+        <w:rPr>
+          <w:i/>
+          <w:color w:val="4B5B7C"/>
+          <w:sz w:val="22"/>
+        </w:rPr>
+        <w:t>Report · Internal Distribution</w:t>
+      </w:r>
+    </w:p>
+    <w:p>
+      <w:pPr>
+        <w:spacing w:after="40"/>
+      </w:pPr>
+      <w:r>
+        <w:rPr>
+          <w:b/>
+          <w:color w:val="1F2D55"/>
+          <w:sz w:val="20"/>
+        </w:rPr>
+        <w:t xml:space="preserve">Report reference:  </w:t>
+      </w:r>
+      <w:r>
+        <w:rPr>
+          <w:sz w:val="20"/>
+        </w:rPr>
+        <w:t>REP-2025-490</w:t>
+      </w:r>
+    </w:p>
+    <w:p>
+      <w:pPr>
+        <w:spacing w:after="40"/>
+      </w:pPr>
+      <w:r>
+        <w:rPr>
+          <w:b/>
+          <w:color w:val="1F2D55"/>
+          <w:sz w:val="20"/>
+        </w:rPr>
+        <w:t xml:space="preserve">Prepared for:  </w:t>
+      </w:r>
+      <w:r>
+        <w:rPr>
+          <w:sz w:val="20"/>
+        </w:rPr>
+        <w:t>Group Executive Committee</w:t>
+      </w:r>
+    </w:p>
+    <w:p>
+      <w:pPr>
+        <w:spacing w:after="40"/>
+      </w:pPr>
+      <w:r>
+        <w:rPr>
+          <w:b/>
+          <w:color w:val="1F2D55"/>
+          <w:sz w:val="20"/>
+        </w:rPr>
+        <w:t xml:space="preserve">Prepared by:  </w:t>
+      </w:r>
+      <w:r>
+        <w:rPr>
+          <w:sz w:val="20"/>
+        </w:rPr>
+        <w:t>Group Strategy &amp; Insights team</w:t>
+      </w:r>
+    </w:p>
+    <w:p>
+      <w:pPr>
+        <w:spacing w:after="40"/>
+      </w:pPr>
+      <w:r>
+        <w:rPr>
+          <w:b/>
+          <w:color w:val="1F2D55"/>
+          <w:sz w:val="20"/>
+        </w:rPr>
+        <w:t xml:space="preserve">Issue date:  </w:t>
+      </w:r>
+      <w:r>
+        <w:rPr>
+          <w:sz w:val="20"/>
+        </w:rPr>
+        <w:t>10 May 2026</w:t>
+      </w:r>
+    </w:p>
+    <w:p>
+      <w:pPr>
+        <w:spacing w:after="40"/>
+      </w:pPr>
+      <w:r>
+        <w:rPr>
+          <w:b/>
+          <w:color w:val="1F2D55"/>
+          <w:sz w:val="20"/>
+        </w:rPr>
+        <w:t xml:space="preserve">Period covered:  </w:t>
+      </w:r>
+      <w:r>
+        <w:rPr>
+          <w:sz w:val="20"/>
+        </w:rPr>
+        <w:t>1 January 2026 – 30 April 2026</w:t>
+      </w:r>
+    </w:p>
+    <w:p>
+      <w:pPr>
+        <w:spacing w:after="40"/>
+      </w:pPr>
+      <w:r>
+        <w:rPr>
+          <w:b/>
+          <w:color w:val="1F2D55"/>
+          <w:sz w:val="20"/>
+        </w:rPr>
+        <w:t xml:space="preserve">Classification:  </w:t>
+      </w:r>
+      <w:r>
+        <w:rPr>
+          <w:sz w:val="20"/>
+        </w:rPr>
+        <w:t>Confidential</w:t>
+      </w:r>
+    </w:p>
+    <w:p>
+      <w:pPr>
+        <w:spacing w:after="40"/>
+      </w:pPr>
+      <w:r>
+        <w:rPr>
+          <w:b/>
+          <w:color w:val="1F2D55"/>
+          <w:sz w:val="20"/>
+        </w:rPr>
+        <w:t xml:space="preserve">Source file:  </w:t>
+      </w:r>
+      <w:r>
+        <w:rPr>
+          <w:sz w:val="20"/>
+        </w:rPr>
+        <w:t>OGD_07_HSE_Incident_Report.docx</w:t>
+      </w:r>
+    </w:p>
+    <w:p>
+      <w:pPr>
+        <w:spacing w:before="240" w:after="80"/>
+      </w:pPr>
+      <w:r>
+        <w:rPr>
+          <w:b/>
+          <w:color w:val="1F2D55"/>
+          <w:sz w:val="26"/>
+        </w:rPr>
+        <w:t>Executive summary</w:t>
+      </w:r>
+    </w:p>
+    <w:p>
+      <w:pPr>
+        <w:spacing w:after="80"/>
+      </w:pPr>
+      <w:r>
+        <w:rPr>
+          <w:i w:val="0"/>
+          <w:sz w:val="20"/>
+        </w:rPr>
+        <w:t>This report (OGD 07 HSE Incident Report) consolidates the findings of the cross-functional review conducted over the past quarter. It draws on transactional data, management interviews, competitor benchmarks and a peer-group analysis. The key finding is that the underlying business is performing strongly in two of the three priority dimensions assessed; the third area requires focused intervention. Eight specific recommendations are made; all are actionable within the current planning cycle.</w:t>
+      </w:r>
+    </w:p>
+    <w:p>
+      <w:pPr>
+        <w:spacing w:after="80"/>
+      </w:pPr>
+      <w:r>
+        <w:rPr>
+          <w:i w:val="0"/>
+          <w:sz w:val="20"/>
+        </w:rPr>
+        <w:t>Three takeaways for the leadership team: (1) the strategic direction set in FY2024 remains valid and is broadly delivering; (2) execution discipline at the divisional level is the principal constraint, not strategy or capital; (3) two divisions warrant active portfolio decisions in the next 6-12 months.</w:t>
+      </w:r>
+    </w:p>
+    <w:p>
+      <w:pPr>
+        <w:spacing w:before="240" w:after="80"/>
+      </w:pPr>
+      <w:r>
+        <w:rPr>
+          <w:b/>
+          <w:color w:val="1F2D55"/>
+          <w:sz w:val="26"/>
+        </w:rPr>
+        <w:t>1. Background and methodology</w:t>
+      </w:r>
+    </w:p>
+    <w:p>
+      <w:pPr>
+        <w:spacing w:after="80"/>
+      </w:pPr>
+      <w:r>
+        <w:rPr>
+          <w:i w:val="0"/>
+          <w:sz w:val="20"/>
+        </w:rPr>
+        <w:t>The review was commissioned by the GroupExCo at the February 2026 meeting. Scope covered the 11 operating divisions and the 9 Group functions, with data drawn from the period 1 Jan – 30 Apr 2026. Methods deployed: 47 management interviews; financial-data extraction from SAP S/4HANA; competitor benchmarks sourced from S&amp;P Capital IQ; peer-group analysis using 12 ASEAN conglomerates and 6 global multi-industry comparators.</w:t>
+      </w:r>
+    </w:p>
+    <w:p>
+      <w:pPr>
+        <w:spacing w:before="240" w:after="80"/>
+      </w:pPr>
+      <w:r>
+        <w:rPr>
+          <w:b/>
+          <w:color w:val="1F2D55"/>
+          <w:sz w:val="26"/>
+        </w:rPr>
+        <w:t>2. Key findings</w:t>
+      </w:r>
+    </w:p>
+    <w:p>
+      <w:pPr>
+        <w:spacing w:after="80"/>
+      </w:pPr>
+      <w:r>
+        <w:rPr>
+          <w:i w:val="0"/>
+          <w:sz w:val="20"/>
+        </w:rPr>
+        <w:t>Finding 1 — Strategic focus is sharper than 24 months ago. The portfolio has been simplified: two non-core units divested, three new growth platforms set up, and capital allocation rules clarified. The proportion of capital deployed in growth divisions has risen from 41% to 56% over the period. (Source: Treasury capital-allocation log.)</w:t>
+      </w:r>
+    </w:p>
+    <w:p>
+      <w:pPr>
+        <w:spacing w:after="80"/>
+      </w:pPr>
+      <w:r>
+        <w:rPr>
+          <w:i w:val="0"/>
+          <w:sz w:val="20"/>
+        </w:rPr>
+        <w:t>Finding 2 — Operational performance varies widely. Top-quartile divisions are competitive with global best-in-class on key KPIs (margin, asset turnover, working-capital cycle). Bottom-quartile divisions trail benchmark by 200-400 bps on operating margin and 14-26 days on cash conversion. The gap is largely explained by execution maturity, not market structure.</w:t>
+      </w:r>
+    </w:p>
+    <w:p>
+      <w:pPr>
+        <w:spacing w:after="80"/>
+      </w:pPr>
+      <w:r>
+        <w:rPr>
+          <w:i w:val="0"/>
+          <w:sz w:val="20"/>
+        </w:rPr>
+        <w:t>Finding 3 — Digital and data foundations are emerging. The migration to S/4HANA is 78% complete; two divisions remain on legacy ERP. Data-quality indices have improved 22% YoY but remain below the 90% threshold required for confident automation. Self-service analytics adoption: 31% of management users (target 70% by end-FY).</w:t>
+      </w:r>
+    </w:p>
+    <w:p>
+      <w:pPr>
+        <w:spacing w:before="240" w:after="80"/>
+      </w:pPr>
+      <w:r>
+        <w:rPr>
+          <w:b/>
+          <w:color w:val="1F2D55"/>
+          <w:sz w:val="26"/>
+        </w:rPr>
+        <w:t>3. Quantified evidence</w:t>
+      </w:r>
+    </w:p>
+    <w:tbl>
+      <w:tblPr>
+        <w:tblStyle w:val="LightGrid-Accent1"/>
+        <w:tblW w:type="auto" w:w="0"/>
+        <w:tblLook w:firstColumn="1" w:firstRow="1" w:lastColumn="0" w:lastRow="0" w:noHBand="0" w:noVBand="1" w:val="04A0"/>
+      </w:tblPr>
+      <w:tblGrid>
+        <w:gridCol w:w="1728"/>
+        <w:gridCol w:w="1728"/>
+        <w:gridCol w:w="1728"/>
+        <w:gridCol w:w="1728"/>
+        <w:gridCol w:w="1728"/>
+      </w:tblGrid>
+      <w:tr>
+        <w:tc>
+          <w:tcPr>
+            <w:tcW w:type="dxa" w:w="1728"/>
+            <w:shd w:val="clear" w:color="auto" w:fill="1F2D55"/>
+          </w:tcPr>
+          <w:p>
+            <w:r>
+              <w:rPr>
+                <w:b/>
+                <w:color w:val="FFFFFF"/>
+                <w:sz w:val="18"/>
+              </w:rPr>
+              <w:t>Indicator</w:t>
+            </w:r>
+          </w:p>
+        </w:tc>
+        <w:tc>
+          <w:tcPr>
+            <w:tcW w:type="dxa" w:w="1728"/>
+            <w:shd w:val="clear" w:color="auto" w:fill="1F2D55"/>
+          </w:tcPr>
+          <w:p>
+            <w:r>
+              <w:rPr>
+                <w:b/>
+                <w:color w:val="FFFFFF"/>
+                <w:sz w:val="18"/>
+              </w:rPr>
+              <w:t>Bottom-quartile</w:t>
+            </w:r>
+          </w:p>
+        </w:tc>
+        <w:tc>
+          <w:tcPr>
+            <w:tcW w:type="dxa" w:w="1728"/>
+            <w:shd w:val="clear" w:color="auto" w:fill="1F2D55"/>
+          </w:tcPr>
+          <w:p>
+            <w:r>
+              <w:rPr>
+                <w:b/>
+                <w:color w:val="FFFFFF"/>
+                <w:sz w:val="18"/>
+              </w:rPr>
+              <w:t>Group avg</w:t>
+            </w:r>
+          </w:p>
+        </w:tc>
+        <w:tc>
+          <w:tcPr>
+            <w:tcW w:type="dxa" w:w="1728"/>
+            <w:shd w:val="clear" w:color="auto" w:fill="1F2D55"/>
+          </w:tcPr>
+          <w:p>
+            <w:r>
+              <w:rPr>
+                <w:b/>
+                <w:color w:val="FFFFFF"/>
+                <w:sz w:val="18"/>
+              </w:rPr>
+              <w:t>Top-quartile</w:t>
+            </w:r>
+          </w:p>
+        </w:tc>
+        <w:tc>
+          <w:tcPr>
+            <w:tcW w:type="dxa" w:w="1728"/>
+            <w:shd w:val="clear" w:color="auto" w:fill="1F2D55"/>
+          </w:tcPr>
+          <w:p>
+            <w:r>
+              <w:rPr>
+                <w:b/>
+                <w:color w:val="FFFFFF"/>
+                <w:sz w:val="18"/>
+              </w:rPr>
+              <w:t>Best-in-class peer</w:t>
+            </w:r>
+          </w:p>
+        </w:tc>
+      </w:tr>
+      <w:tr>
+        <w:tc>
+          <w:tcPr>
+            <w:tcW w:type="dxa" w:w="1728"/>
+          </w:tcPr>
+          <w:p>
+            <w:r>
+              <w:rPr>
+                <w:sz w:val="18"/>
+              </w:rPr>
+              <w:t>EBITDA margin %</w:t>
+            </w:r>
+          </w:p>
+        </w:tc>
+        <w:tc>
+          <w:tcPr>
+            <w:tcW w:type="dxa" w:w="1728"/>
+          </w:tcPr>
+          <w:p>
+            <w:r>
+              <w:rPr>
+                <w:sz w:val="18"/>
+              </w:rPr>
+              <w:t>7.3</w:t>
+            </w:r>
+          </w:p>
+        </w:tc>
+        <w:tc>
+          <w:tcPr>
+            <w:tcW w:type="dxa" w:w="1728"/>
+          </w:tcPr>
+          <w:p>
+            <w:r>
+              <w:rPr>
+                <w:sz w:val="18"/>
+              </w:rPr>
+              <w:t>16.3</w:t>
+            </w:r>
+          </w:p>
+        </w:tc>
+        <w:tc>
+          <w:tcPr>
+            <w:tcW w:type="dxa" w:w="1728"/>
+          </w:tcPr>
+          <w:p>
+            <w:r>
+              <w:rPr>
+                <w:sz w:val="18"/>
+              </w:rPr>
+              <w:t>24.9</w:t>
+            </w:r>
+          </w:p>
+        </w:tc>
+        <w:tc>
+          <w:tcPr>
+            <w:tcW w:type="dxa" w:w="1728"/>
+          </w:tcPr>
+          <w:p>
+            <w:r>
+              <w:rPr>
+                <w:sz w:val="18"/>
+              </w:rPr>
+              <w:t>27.4</w:t>
+            </w:r>
+          </w:p>
+        </w:tc>
+      </w:tr>
+      <w:tr>
+        <w:tc>
+          <w:tcPr>
+            <w:tcW w:type="dxa" w:w="1728"/>
+          </w:tcPr>
+          <w:p>
+            <w:r>
+              <w:rPr>
+                <w:sz w:val="18"/>
+              </w:rPr>
+              <w:t>Cash conversion %</w:t>
+            </w:r>
+          </w:p>
+        </w:tc>
+        <w:tc>
+          <w:tcPr>
+            <w:tcW w:type="dxa" w:w="1728"/>
+          </w:tcPr>
+          <w:p>
+            <w:r>
+              <w:rPr>
+                <w:sz w:val="18"/>
+              </w:rPr>
+              <w:t>62</w:t>
+            </w:r>
+          </w:p>
+        </w:tc>
+        <w:tc>
+          <w:tcPr>
+            <w:tcW w:type="dxa" w:w="1728"/>
+          </w:tcPr>
+          <w:p>
+            <w:r>
+              <w:rPr>
+                <w:sz w:val="18"/>
+              </w:rPr>
+              <w:t>84</w:t>
+            </w:r>
+          </w:p>
+        </w:tc>
+        <w:tc>
+          <w:tcPr>
+            <w:tcW w:type="dxa" w:w="1728"/>
+          </w:tcPr>
+          <w:p>
+            <w:r>
+              <w:rPr>
+                <w:sz w:val="18"/>
+              </w:rPr>
+              <w:t>104</w:t>
+            </w:r>
+          </w:p>
+        </w:tc>
+        <w:tc>
+          <w:tcPr>
+            <w:tcW w:type="dxa" w:w="1728"/>
+          </w:tcPr>
+          <w:p>
+            <w:r>
+              <w:rPr>
+                <w:sz w:val="18"/>
+              </w:rPr>
+              <w:t>112</w:t>
+            </w:r>
+          </w:p>
+        </w:tc>
+      </w:tr>
+      <w:tr>
+        <w:tc>
+          <w:tcPr>
+            <w:tcW w:type="dxa" w:w="1728"/>
+          </w:tcPr>
+          <w:p>
+            <w:r>
+              <w:rPr>
+                <w:sz w:val="18"/>
+              </w:rPr>
+              <w:t>Working-capital days</w:t>
+            </w:r>
+          </w:p>
+        </w:tc>
+        <w:tc>
+          <w:tcPr>
+            <w:tcW w:type="dxa" w:w="1728"/>
+          </w:tcPr>
+          <w:p>
+            <w:r>
+              <w:rPr>
+                <w:sz w:val="18"/>
+              </w:rPr>
+              <w:t>78</w:t>
+            </w:r>
+          </w:p>
+        </w:tc>
+        <w:tc>
+          <w:tcPr>
+            <w:tcW w:type="dxa" w:w="1728"/>
+          </w:tcPr>
+          <w:p>
+            <w:r>
+              <w:rPr>
+                <w:sz w:val="18"/>
+              </w:rPr>
+              <w:t>54</w:t>
+            </w:r>
+          </w:p>
+        </w:tc>
+        <w:tc>
+          <w:tcPr>
+            <w:tcW w:type="dxa" w:w="1728"/>
+          </w:tcPr>
+          <w:p>
+            <w:r>
+              <w:rPr>
+                <w:sz w:val="18"/>
+              </w:rPr>
+              <w:t>38</w:t>
+            </w:r>
+          </w:p>
+        </w:tc>
+        <w:tc>
+          <w:tcPr>
+            <w:tcW w:type="dxa" w:w="1728"/>
+          </w:tcPr>
+          <w:p>
+            <w:r>
+              <w:rPr>
+                <w:sz w:val="18"/>
+              </w:rPr>
+              <w:t>32</w:t>
+            </w:r>
+          </w:p>
+        </w:tc>
+      </w:tr>
+      <w:tr>
+        <w:tc>
+          <w:tcPr>
+            <w:tcW w:type="dxa" w:w="1728"/>
+          </w:tcPr>
+          <w:p>
+            <w:r>
+              <w:rPr>
+                <w:sz w:val="18"/>
+              </w:rPr>
+              <w:t>Customer NPS</w:t>
+            </w:r>
+          </w:p>
+        </w:tc>
+        <w:tc>
+          <w:tcPr>
+            <w:tcW w:type="dxa" w:w="1728"/>
+          </w:tcPr>
+          <w:p>
+            <w:r>
+              <w:rPr>
+                <w:sz w:val="18"/>
+              </w:rPr>
+              <w:t>12</w:t>
+            </w:r>
+          </w:p>
+        </w:tc>
+        <w:tc>
+          <w:tcPr>
+            <w:tcW w:type="dxa" w:w="1728"/>
+          </w:tcPr>
+          <w:p>
+            <w:r>
+              <w:rPr>
+                <w:sz w:val="18"/>
+              </w:rPr>
+              <w:t>34</w:t>
+            </w:r>
+          </w:p>
+        </w:tc>
+        <w:tc>
+          <w:tcPr>
+            <w:tcW w:type="dxa" w:w="1728"/>
+          </w:tcPr>
+          <w:p>
+            <w:r>
+              <w:rPr>
+                <w:sz w:val="18"/>
+              </w:rPr>
+              <w:t>58</w:t>
+            </w:r>
+          </w:p>
+        </w:tc>
+        <w:tc>
+          <w:tcPr>
+            <w:tcW w:type="dxa" w:w="1728"/>
+          </w:tcPr>
+          <w:p>
+            <w:r>
+              <w:rPr>
+                <w:sz w:val="18"/>
+              </w:rPr>
+              <w:t>64</w:t>
+            </w:r>
+          </w:p>
+        </w:tc>
+      </w:tr>
+      <w:tr>
+        <w:tc>
+          <w:tcPr>
+            <w:tcW w:type="dxa" w:w="1728"/>
+          </w:tcPr>
+          <w:p>
+            <w:r>
+              <w:rPr>
+                <w:sz w:val="18"/>
+              </w:rPr>
+              <w:t>Employee engagement</w:t>
+            </w:r>
+          </w:p>
+        </w:tc>
+        <w:tc>
+          <w:tcPr>
+            <w:tcW w:type="dxa" w:w="1728"/>
+          </w:tcPr>
+          <w:p>
+            <w:r>
+              <w:rPr>
+                <w:sz w:val="18"/>
+              </w:rPr>
+              <w:t>57%</w:t>
+            </w:r>
+          </w:p>
+        </w:tc>
+        <w:tc>
+          <w:tcPr>
+            <w:tcW w:type="dxa" w:w="1728"/>
+          </w:tcPr>
+          <w:p>
+            <w:r>
+              <w:rPr>
+                <w:sz w:val="18"/>
+              </w:rPr>
+              <w:t>71%</w:t>
+            </w:r>
+          </w:p>
+        </w:tc>
+        <w:tc>
+          <w:tcPr>
+            <w:tcW w:type="dxa" w:w="1728"/>
+          </w:tcPr>
+          <w:p>
+            <w:r>
+              <w:rPr>
+                <w:sz w:val="18"/>
+              </w:rPr>
+              <w:t>82%</w:t>
+            </w:r>
+          </w:p>
+        </w:tc>
+        <w:tc>
+          <w:tcPr>
+            <w:tcW w:type="dxa" w:w="1728"/>
+          </w:tcPr>
+          <w:p>
+            <w:r>
+              <w:rPr>
+                <w:sz w:val="18"/>
+              </w:rPr>
+              <w:t>84%</w:t>
+            </w:r>
+          </w:p>
+        </w:tc>
+      </w:tr>
+      <w:tr>
+        <w:tc>
+          <w:tcPr>
+            <w:tcW w:type="dxa" w:w="1728"/>
+          </w:tcPr>
+          <w:p>
+            <w:r>
+              <w:rPr>
+                <w:sz w:val="18"/>
+              </w:rPr>
+              <w:t>Process automation %</w:t>
+            </w:r>
+          </w:p>
+        </w:tc>
+        <w:tc>
+          <w:tcPr>
+            <w:tcW w:type="dxa" w:w="1728"/>
+          </w:tcPr>
+          <w:p>
+            <w:r>
+              <w:rPr>
+                <w:sz w:val="18"/>
+              </w:rPr>
+              <w:t>21</w:t>
+            </w:r>
+          </w:p>
+        </w:tc>
+        <w:tc>
+          <w:tcPr>
+            <w:tcW w:type="dxa" w:w="1728"/>
+          </w:tcPr>
+          <w:p>
+            <w:r>
+              <w:rPr>
+                <w:sz w:val="18"/>
+              </w:rPr>
+              <w:t>44</w:t>
+            </w:r>
+          </w:p>
+        </w:tc>
+        <w:tc>
+          <w:tcPr>
+            <w:tcW w:type="dxa" w:w="1728"/>
+          </w:tcPr>
+          <w:p>
+            <w:r>
+              <w:rPr>
+                <w:sz w:val="18"/>
+              </w:rPr>
+              <w:t>68</w:t>
+            </w:r>
+          </w:p>
+        </w:tc>
+        <w:tc>
+          <w:tcPr>
+            <w:tcW w:type="dxa" w:w="1728"/>
+          </w:tcPr>
+          <w:p>
+            <w:r>
+              <w:rPr>
+                <w:sz w:val="18"/>
+              </w:rPr>
+              <w:t>74</w:t>
+            </w:r>
+          </w:p>
+        </w:tc>
+      </w:tr>
+      <w:tr>
+        <w:tc>
+          <w:tcPr>
+            <w:tcW w:type="dxa" w:w="1728"/>
+          </w:tcPr>
+          <w:p>
+            <w:r>
+              <w:rPr>
+                <w:sz w:val="18"/>
+              </w:rPr>
+              <w:t>Decision-cycle days</w:t>
+            </w:r>
+          </w:p>
+        </w:tc>
+        <w:tc>
+          <w:tcPr>
+            <w:tcW w:type="dxa" w:w="1728"/>
+          </w:tcPr>
+          <w:p>
+            <w:r>
+              <w:rPr>
+                <w:sz w:val="18"/>
+              </w:rPr>
+              <w:t>21</w:t>
+            </w:r>
+          </w:p>
+        </w:tc>
+        <w:tc>
+          <w:tcPr>
+            <w:tcW w:type="dxa" w:w="1728"/>
+          </w:tcPr>
+          <w:p>
+            <w:r>
+              <w:rPr>
+                <w:sz w:val="18"/>
+              </w:rPr>
+              <w:t>11</w:t>
+            </w:r>
+          </w:p>
+        </w:tc>
+        <w:tc>
+          <w:tcPr>
+            <w:tcW w:type="dxa" w:w="1728"/>
+          </w:tcPr>
+          <w:p>
+            <w:r>
+              <w:rPr>
+                <w:sz w:val="18"/>
+              </w:rPr>
+              <w:t>5</w:t>
+            </w:r>
+          </w:p>
+        </w:tc>
+        <w:tc>
+          <w:tcPr>
+            <w:tcW w:type="dxa" w:w="1728"/>
+          </w:tcPr>
+          <w:p>
+            <w:r>
+              <w:rPr>
+                <w:sz w:val="18"/>
+              </w:rPr>
+              <w:t>4</w:t>
+            </w:r>
+          </w:p>
+        </w:tc>
+      </w:tr>
+      <w:tr>
+        <w:tc>
+          <w:tcPr>
+            <w:tcW w:type="dxa" w:w="1728"/>
+          </w:tcPr>
+          <w:p>
+            <w:r>
+              <w:rPr>
+                <w:sz w:val="18"/>
+              </w:rPr>
+              <w:t>IT incident MTTR (hrs)</w:t>
+            </w:r>
+          </w:p>
+        </w:tc>
+        <w:tc>
+          <w:tcPr>
+            <w:tcW w:type="dxa" w:w="1728"/>
+          </w:tcPr>
+          <w:p>
+            <w:r>
+              <w:rPr>
+                <w:sz w:val="18"/>
+              </w:rPr>
+              <w:t>9.4</w:t>
+            </w:r>
+          </w:p>
+        </w:tc>
+        <w:tc>
+          <w:tcPr>
+            <w:tcW w:type="dxa" w:w="1728"/>
+          </w:tcPr>
+          <w:p>
+            <w:r>
+              <w:rPr>
+                <w:sz w:val="18"/>
+              </w:rPr>
+              <w:t>3.2</w:t>
+            </w:r>
+          </w:p>
+        </w:tc>
+        <w:tc>
+          <w:tcPr>
+            <w:tcW w:type="dxa" w:w="1728"/>
+          </w:tcPr>
+          <w:p>
+            <w:r>
+              <w:rPr>
+                <w:sz w:val="18"/>
+              </w:rPr>
+              <w:t>1.1</w:t>
+            </w:r>
+          </w:p>
+        </w:tc>
+        <w:tc>
+          <w:tcPr>
+            <w:tcW w:type="dxa" w:w="1728"/>
+          </w:tcPr>
+          <w:p>
+            <w:r>
+              <w:rPr>
+                <w:sz w:val="18"/>
+              </w:rPr>
+              <w:t>0.8</w:t>
+            </w:r>
+          </w:p>
+        </w:tc>
+      </w:tr>
+    </w:tbl>
+    <w:p>
+      <w:pPr>
+        <w:spacing w:before="240" w:after="80"/>
+      </w:pPr>
+      <w:r>
+        <w:rPr>
+          <w:b/>
+          <w:color w:val="1F2D55"/>
+          <w:sz w:val="26"/>
+        </w:rPr>
+        <w:t>4. Deep-dive observations</w:t>
+      </w:r>
+    </w:p>
+    <w:p>
+      <w:pPr>
+        <w:spacing w:before="160" w:after="40"/>
+      </w:pPr>
+      <w:r>
+        <w:rPr>
+          <w:b/>
+          <w:color w:val="4B5B7C"/>
+          <w:sz w:val="22"/>
+        </w:rPr>
+        <w:t>4.1 Portfolio composition</w:t>
+      </w:r>
+    </w:p>
+    <w:p>
+      <w:pPr>
+        <w:spacing w:after="80"/>
+      </w:pPr>
+      <w:r>
+        <w:rPr>
+          <w:i w:val="0"/>
+          <w:sz w:val="20"/>
+        </w:rPr>
+        <w:t>The portfolio has the right shape but the wrong weights. Banking and Property together account for 58% of capital but only 41% of normalised profit. Industrial Manufacturing and Healthcare Services together account for 26% of capital but 38% of normalised profit. Recommend portfolio re-balancing over a 24-month horizon: targeted capital release from non-core property assets, redeployed into growth platforms in Healthcare Services and Industrial Manufacturing.</w:t>
+      </w:r>
+    </w:p>
+    <w:p>
+      <w:pPr>
+        <w:spacing w:before="160" w:after="40"/>
+      </w:pPr>
+      <w:r>
+        <w:rPr>
+          <w:b/>
+          <w:color w:val="4B5B7C"/>
+          <w:sz w:val="22"/>
+        </w:rPr>
+        <w:t>4.2 Operating model</w:t>
+      </w:r>
+    </w:p>
+    <w:p>
+      <w:pPr>
+        <w:spacing w:after="80"/>
+      </w:pPr>
+      <w:r>
+        <w:rPr>
+          <w:i w:val="0"/>
+          <w:sz w:val="20"/>
+        </w:rPr>
+        <w:t>Shared-service penetration is 53%; below the 70% benchmark. Three Group functions operate largely separately at the divisional level: Procurement, IT, and HR Operations. Consolidation could release MYR 180-240m annual run-rate by FY2028 but requires careful change management.</w:t>
+      </w:r>
+    </w:p>
+    <w:p>
+      <w:pPr>
+        <w:spacing w:before="160" w:after="40"/>
+      </w:pPr>
+      <w:r>
+        <w:rPr>
+          <w:b/>
+          <w:color w:val="4B5B7C"/>
+          <w:sz w:val="22"/>
+        </w:rPr>
+        <w:t>4.3 Talent and capability</w:t>
+      </w:r>
+    </w:p>
+    <w:p>
+      <w:pPr>
+        <w:spacing w:after="80"/>
+      </w:pPr>
+      <w:r>
+        <w:rPr>
+          <w:i w:val="0"/>
+          <w:sz w:val="20"/>
+        </w:rPr>
+        <w:t>Senior-leadership bench strength has improved but key gaps remain in two divisions (Banking digital; Insurance bancassurance). Talent attrition at top-talent grades is 11%, marginally above benchmark; key driver: external competition for digital talent at MYR 18-32k/month band.</w:t>
+      </w:r>
+    </w:p>
+    <w:p>
+      <w:pPr>
+        <w:spacing w:before="240" w:after="80"/>
+      </w:pPr>
+      <w:r>
+        <w:rPr>
+          <w:b/>
+          <w:color w:val="1F2D55"/>
+          <w:sz w:val="26"/>
+        </w:rPr>
+        <w:t>5. Recommendations</w:t>
+      </w:r>
+    </w:p>
+    <w:p>
+      <w:pPr>
+        <w:pStyle w:val="ListBullet"/>
+        <w:spacing w:after="40"/>
+      </w:pPr>
+      <w:r>
+        <w:rPr>
+          <w:sz w:val="20"/>
+        </w:rPr>
+        <w:t>1. Recalibrate the portfolio over 24 months — release capital from non-core property; redeploy to growth platforms in Industrial Manufacturing and Healthcare Services.</w:t>
+      </w:r>
+    </w:p>
+    <w:p>
+      <w:pPr>
+        <w:pStyle w:val="ListBullet"/>
+        <w:spacing w:after="40"/>
+      </w:pPr>
+      <w:r>
+        <w:rPr>
+          <w:sz w:val="20"/>
+        </w:rPr>
+        <w:t>2. Stand up a Group-led performance-improvement programme for the bottom-quartile divisions; sponsor: Group CFO; sponsor budget MYR 18m.</w:t>
+      </w:r>
+    </w:p>
+    <w:p>
+      <w:pPr>
+        <w:pStyle w:val="ListBullet"/>
+        <w:spacing w:after="40"/>
+      </w:pPr>
+      <w:r>
+        <w:rPr>
+          <w:sz w:val="20"/>
+        </w:rPr>
+        <w:t>3. Accelerate the S/4HANA migration; remaining 2 divisions by end-FY2027; cap legacy-ERP capex from Q3 FY2026.</w:t>
+      </w:r>
+    </w:p>
+    <w:p>
+      <w:pPr>
+        <w:pStyle w:val="ListBullet"/>
+        <w:spacing w:after="40"/>
+      </w:pPr>
+      <w:r>
+        <w:rPr>
+          <w:sz w:val="20"/>
+        </w:rPr>
+        <w:t>4. Strengthen the analytics centre of excellence; target 70% management-user adoption by end-FY2027.</w:t>
+      </w:r>
+    </w:p>
+    <w:p>
+      <w:pPr>
+        <w:pStyle w:val="ListBullet"/>
+        <w:spacing w:after="40"/>
+      </w:pPr>
+      <w:r>
+        <w:rPr>
+          <w:sz w:val="20"/>
+        </w:rPr>
+        <w:t>5. Consolidate Procurement, IT and HR shared services under a single COO function; full design by end-FY2026; phased migration FY2027.</w:t>
+      </w:r>
+    </w:p>
+    <w:p>
+      <w:pPr>
+        <w:pStyle w:val="ListBullet"/>
+        <w:spacing w:after="40"/>
+      </w:pPr>
+      <w:r>
+        <w:rPr>
+          <w:sz w:val="20"/>
+        </w:rPr>
+        <w:t>6. Top-talent retention package for the 220 highest-impact roles; refresh equity-style long-term incentive.</w:t>
+      </w:r>
+    </w:p>
+    <w:p>
+      <w:pPr>
+        <w:pStyle w:val="ListBullet"/>
+        <w:spacing w:after="40"/>
+      </w:pPr>
+      <w:r>
+        <w:rPr>
+          <w:sz w:val="20"/>
+        </w:rPr>
+        <w:t>7. Strengthen ESG reporting infrastructure; external assurance scope expanded from FY2027.</w:t>
+      </w:r>
+    </w:p>
+    <w:p>
+      <w:pPr>
+        <w:pStyle w:val="ListBullet"/>
+        <w:spacing w:after="40"/>
+      </w:pPr>
+      <w:r>
+        <w:rPr>
+          <w:sz w:val="20"/>
+        </w:rPr>
+        <w:t>8. Establish an integrated planning cadence: GroupExCo quarterly review against this report's KPI dashboard.</w:t>
+      </w:r>
+    </w:p>
+    <w:p>
+      <w:pPr>
+        <w:spacing w:before="240" w:after="80"/>
+      </w:pPr>
+      <w:r>
+        <w:rPr>
+          <w:b/>
+          <w:color w:val="1F2D55"/>
+          <w:sz w:val="26"/>
+        </w:rPr>
+        <w:t>6. Implementation roadmap</w:t>
+      </w:r>
+    </w:p>
+    <w:tbl>
+      <w:tblPr>
+        <w:tblStyle w:val="LightGrid-Accent1"/>
+        <w:tblW w:type="auto" w:w="0"/>
+        <w:tblLook w:firstColumn="1" w:firstRow="1" w:lastColumn="0" w:lastRow="0" w:noHBand="0" w:noVBand="1" w:val="04A0"/>
+      </w:tblPr>
+      <w:tblGrid>
+        <w:gridCol w:w="1728"/>
+        <w:gridCol w:w="1728"/>
+        <w:gridCol w:w="1728"/>
+        <w:gridCol w:w="1728"/>
+        <w:gridCol w:w="1728"/>
+      </w:tblGrid>
+      <w:tr>
+        <w:tc>
+          <w:tcPr>
+            <w:tcW w:type="dxa" w:w="1728"/>
+            <w:shd w:val="clear" w:color="auto" w:fill="1F2D55"/>
+          </w:tcPr>
+          <w:p>
+            <w:r>
+              <w:rPr>
+                <w:b/>
+                <w:color w:val="FFFFFF"/>
+                <w:sz w:val="18"/>
+              </w:rPr>
+              <w:t>Recommendation</w:t>
+            </w:r>
+          </w:p>
+        </w:tc>
+        <w:tc>
+          <w:tcPr>
+            <w:tcW w:type="dxa" w:w="1728"/>
+            <w:shd w:val="clear" w:color="auto" w:fill="1F2D55"/>
+          </w:tcPr>
+          <w:p>
+            <w:r>
+              <w:rPr>
+                <w:b/>
+                <w:color w:val="FFFFFF"/>
+                <w:sz w:val="18"/>
+              </w:rPr>
+              <w:t>Owner</w:t>
+            </w:r>
+          </w:p>
+        </w:tc>
+        <w:tc>
+          <w:tcPr>
+            <w:tcW w:type="dxa" w:w="1728"/>
+            <w:shd w:val="clear" w:color="auto" w:fill="1F2D55"/>
+          </w:tcPr>
+          <w:p>
+            <w:r>
+              <w:rPr>
+                <w:b/>
+                <w:color w:val="FFFFFF"/>
+                <w:sz w:val="18"/>
+              </w:rPr>
+              <w:t>Start</w:t>
+            </w:r>
+          </w:p>
+        </w:tc>
+        <w:tc>
+          <w:tcPr>
+            <w:tcW w:type="dxa" w:w="1728"/>
+            <w:shd w:val="clear" w:color="auto" w:fill="1F2D55"/>
+          </w:tcPr>
+          <w:p>
+            <w:r>
+              <w:rPr>
+                <w:b/>
+                <w:color w:val="FFFFFF"/>
+                <w:sz w:val="18"/>
+              </w:rPr>
+              <w:t>Target completion</w:t>
+            </w:r>
+          </w:p>
+        </w:tc>
+        <w:tc>
+          <w:tcPr>
+            <w:tcW w:type="dxa" w:w="1728"/>
+            <w:shd w:val="clear" w:color="auto" w:fill="1F2D55"/>
+          </w:tcPr>
+          <w:p>
+            <w:r>
+              <w:rPr>
+                <w:b/>
+                <w:color w:val="FFFFFF"/>
+                <w:sz w:val="18"/>
+              </w:rPr>
+              <w:t>First milestone</w:t>
+            </w:r>
+          </w:p>
+        </w:tc>
+      </w:tr>
+      <w:tr>
+        <w:tc>
+          <w:tcPr>
+            <w:tcW w:type="dxa" w:w="1728"/>
+          </w:tcPr>
+          <w:p>
+            <w:r>
+              <w:rPr>
+                <w:sz w:val="18"/>
+              </w:rPr>
+              <w:t>1. Portfolio recalibration</w:t>
+            </w:r>
+          </w:p>
+        </w:tc>
+        <w:tc>
+          <w:tcPr>
+            <w:tcW w:type="dxa" w:w="1728"/>
+          </w:tcPr>
+          <w:p>
+            <w:r>
+              <w:rPr>
+                <w:sz w:val="18"/>
+              </w:rPr>
+              <w:t>Group CSO</w:t>
+            </w:r>
+          </w:p>
+        </w:tc>
+        <w:tc>
+          <w:tcPr>
+            <w:tcW w:type="dxa" w:w="1728"/>
+          </w:tcPr>
+          <w:p>
+            <w:r>
+              <w:rPr>
+                <w:sz w:val="18"/>
+              </w:rPr>
+              <w:t>Q2 FY2026</w:t>
+            </w:r>
+          </w:p>
+        </w:tc>
+        <w:tc>
+          <w:tcPr>
+            <w:tcW w:type="dxa" w:w="1728"/>
+          </w:tcPr>
+          <w:p>
+            <w:r>
+              <w:rPr>
+                <w:sz w:val="18"/>
+              </w:rPr>
+              <w:t>Q4 FY2027</w:t>
+            </w:r>
+          </w:p>
+        </w:tc>
+        <w:tc>
+          <w:tcPr>
+            <w:tcW w:type="dxa" w:w="1728"/>
+          </w:tcPr>
+          <w:p>
+            <w:r>
+              <w:rPr>
+                <w:sz w:val="18"/>
+              </w:rPr>
+              <w:t>Portfolio decision Q3 FY2026</w:t>
+            </w:r>
+          </w:p>
+        </w:tc>
+      </w:tr>
+      <w:tr>
+        <w:tc>
+          <w:tcPr>
+            <w:tcW w:type="dxa" w:w="1728"/>
+          </w:tcPr>
+          <w:p>
+            <w:r>
+              <w:rPr>
+                <w:sz w:val="18"/>
+              </w:rPr>
+              <w:t>2. Performance-improvement programme</w:t>
+            </w:r>
+          </w:p>
+        </w:tc>
+        <w:tc>
+          <w:tcPr>
+            <w:tcW w:type="dxa" w:w="1728"/>
+          </w:tcPr>
+          <w:p>
+            <w:r>
+              <w:rPr>
+                <w:sz w:val="18"/>
+              </w:rPr>
+              <w:t>Group CFO</w:t>
+            </w:r>
+          </w:p>
+        </w:tc>
+        <w:tc>
+          <w:tcPr>
+            <w:tcW w:type="dxa" w:w="1728"/>
+          </w:tcPr>
+          <w:p>
+            <w:r>
+              <w:rPr>
+                <w:sz w:val="18"/>
+              </w:rPr>
+              <w:t>Q2 FY2026</w:t>
+            </w:r>
+          </w:p>
+        </w:tc>
+        <w:tc>
+          <w:tcPr>
+            <w:tcW w:type="dxa" w:w="1728"/>
+          </w:tcPr>
+          <w:p>
+            <w:r>
+              <w:rPr>
+                <w:sz w:val="18"/>
+              </w:rPr>
+              <w:t>Q1 FY2028</w:t>
+            </w:r>
+          </w:p>
+        </w:tc>
+        <w:tc>
+          <w:tcPr>
+            <w:tcW w:type="dxa" w:w="1728"/>
+          </w:tcPr>
+          <w:p>
+            <w:r>
+              <w:rPr>
+                <w:sz w:val="18"/>
+              </w:rPr>
+              <w:t>Baseline by Q3</w:t>
+            </w:r>
+          </w:p>
+        </w:tc>
+      </w:tr>
+      <w:tr>
+        <w:tc>
+          <w:tcPr>
+            <w:tcW w:type="dxa" w:w="1728"/>
+          </w:tcPr>
+          <w:p>
+            <w:r>
+              <w:rPr>
+                <w:sz w:val="18"/>
+              </w:rPr>
+              <w:t>3. S/4HANA acceleration</w:t>
+            </w:r>
+          </w:p>
+        </w:tc>
+        <w:tc>
+          <w:tcPr>
+            <w:tcW w:type="dxa" w:w="1728"/>
+          </w:tcPr>
+          <w:p>
+            <w:r>
+              <w:rPr>
+                <w:sz w:val="18"/>
+              </w:rPr>
+              <w:t>Group CIO</w:t>
+            </w:r>
+          </w:p>
+        </w:tc>
+        <w:tc>
+          <w:tcPr>
+            <w:tcW w:type="dxa" w:w="1728"/>
+          </w:tcPr>
+          <w:p>
+            <w:r>
+              <w:rPr>
+                <w:sz w:val="18"/>
+              </w:rPr>
+              <w:t>Q2 FY2026</w:t>
+            </w:r>
+          </w:p>
+        </w:tc>
+        <w:tc>
+          <w:tcPr>
+            <w:tcW w:type="dxa" w:w="1728"/>
+          </w:tcPr>
+          <w:p>
+            <w:r>
+              <w:rPr>
+                <w:sz w:val="18"/>
+              </w:rPr>
+              <w:t>Q4 FY2027</w:t>
+            </w:r>
+          </w:p>
+        </w:tc>
+        <w:tc>
+          <w:tcPr>
+            <w:tcW w:type="dxa" w:w="1728"/>
+          </w:tcPr>
+          <w:p>
+            <w:r>
+              <w:rPr>
+                <w:sz w:val="18"/>
+              </w:rPr>
+              <w:t>Wave-3 cut-over Q4 FY2026</w:t>
+            </w:r>
+          </w:p>
+        </w:tc>
+      </w:tr>
+      <w:tr>
+        <w:tc>
+          <w:tcPr>
+            <w:tcW w:type="dxa" w:w="1728"/>
+          </w:tcPr>
+          <w:p>
+            <w:r>
+              <w:rPr>
+                <w:sz w:val="18"/>
+              </w:rPr>
+              <w:t>4. Analytics CoE</w:t>
+            </w:r>
+          </w:p>
+        </w:tc>
+        <w:tc>
+          <w:tcPr>
+            <w:tcW w:type="dxa" w:w="1728"/>
+          </w:tcPr>
+          <w:p>
+            <w:r>
+              <w:rPr>
+                <w:sz w:val="18"/>
+              </w:rPr>
+              <w:t>Group Head of Data</w:t>
+            </w:r>
+          </w:p>
+        </w:tc>
+        <w:tc>
+          <w:tcPr>
+            <w:tcW w:type="dxa" w:w="1728"/>
+          </w:tcPr>
+          <w:p>
+            <w:r>
+              <w:rPr>
+                <w:sz w:val="18"/>
+              </w:rPr>
+              <w:t>Q3 FY2026</w:t>
+            </w:r>
+          </w:p>
+        </w:tc>
+        <w:tc>
+          <w:tcPr>
+            <w:tcW w:type="dxa" w:w="1728"/>
+          </w:tcPr>
+          <w:p>
+            <w:r>
+              <w:rPr>
+                <w:sz w:val="18"/>
+              </w:rPr>
+              <w:t>Q4 FY2027</w:t>
+            </w:r>
+          </w:p>
+        </w:tc>
+        <w:tc>
+          <w:tcPr>
+            <w:tcW w:type="dxa" w:w="1728"/>
+          </w:tcPr>
+          <w:p>
+            <w:r>
+              <w:rPr>
+                <w:sz w:val="18"/>
+              </w:rPr>
+              <w:t>Curriculum launched Q3</w:t>
+            </w:r>
+          </w:p>
+        </w:tc>
+      </w:tr>
+      <w:tr>
+        <w:tc>
+          <w:tcPr>
+            <w:tcW w:type="dxa" w:w="1728"/>
+          </w:tcPr>
+          <w:p>
+            <w:r>
+              <w:rPr>
+                <w:sz w:val="18"/>
+              </w:rPr>
+              <w:t>5. Shared services consolidation</w:t>
+            </w:r>
+          </w:p>
+        </w:tc>
+        <w:tc>
+          <w:tcPr>
+            <w:tcW w:type="dxa" w:w="1728"/>
+          </w:tcPr>
+          <w:p>
+            <w:r>
+              <w:rPr>
+                <w:sz w:val="18"/>
+              </w:rPr>
+              <w:t>Group COO</w:t>
+            </w:r>
+          </w:p>
+        </w:tc>
+        <w:tc>
+          <w:tcPr>
+            <w:tcW w:type="dxa" w:w="1728"/>
+          </w:tcPr>
+          <w:p>
+            <w:r>
+              <w:rPr>
+                <w:sz w:val="18"/>
+              </w:rPr>
+              <w:t>Q4 FY2026</w:t>
+            </w:r>
+          </w:p>
+        </w:tc>
+        <w:tc>
+          <w:tcPr>
+            <w:tcW w:type="dxa" w:w="1728"/>
+          </w:tcPr>
+          <w:p>
+            <w:r>
+              <w:rPr>
+                <w:sz w:val="18"/>
+              </w:rPr>
+              <w:t>Q4 FY2027</w:t>
+            </w:r>
+          </w:p>
+        </w:tc>
+        <w:tc>
+          <w:tcPr>
+            <w:tcW w:type="dxa" w:w="1728"/>
+          </w:tcPr>
+          <w:p>
+            <w:r>
+              <w:rPr>
+                <w:sz w:val="18"/>
+              </w:rPr>
+              <w:t>Design sign-off Q1 FY2027</w:t>
+            </w:r>
+          </w:p>
+        </w:tc>
+      </w:tr>
+      <w:tr>
+        <w:tc>
+          <w:tcPr>
+            <w:tcW w:type="dxa" w:w="1728"/>
+          </w:tcPr>
+          <w:p>
+            <w:r>
+              <w:rPr>
+                <w:sz w:val="18"/>
+              </w:rPr>
+              <w:t>6. Top-talent retention</w:t>
+            </w:r>
+          </w:p>
+        </w:tc>
+        <w:tc>
+          <w:tcPr>
+            <w:tcW w:type="dxa" w:w="1728"/>
+          </w:tcPr>
+          <w:p>
+            <w:r>
+              <w:rPr>
+                <w:sz w:val="18"/>
+              </w:rPr>
+              <w:t>Group CHRO</w:t>
+            </w:r>
+          </w:p>
+        </w:tc>
+        <w:tc>
+          <w:tcPr>
+            <w:tcW w:type="dxa" w:w="1728"/>
+          </w:tcPr>
+          <w:p>
+            <w:r>
+              <w:rPr>
+                <w:sz w:val="18"/>
+              </w:rPr>
+              <w:t>Q2 FY2026</w:t>
+            </w:r>
+          </w:p>
+        </w:tc>
+        <w:tc>
+          <w:tcPr>
+            <w:tcW w:type="dxa" w:w="1728"/>
+          </w:tcPr>
+          <w:p>
+            <w:r>
+              <w:rPr>
+                <w:sz w:val="18"/>
+              </w:rPr>
+              <w:t>Q1 FY2027</w:t>
+            </w:r>
+          </w:p>
+        </w:tc>
+        <w:tc>
+          <w:tcPr>
+            <w:tcW w:type="dxa" w:w="1728"/>
+          </w:tcPr>
+          <w:p>
+            <w:r>
+              <w:rPr>
+                <w:sz w:val="18"/>
+              </w:rPr>
+              <w:t>Plan ratified Q3 FY2026</w:t>
+            </w:r>
+          </w:p>
+        </w:tc>
+      </w:tr>
+      <w:tr>
+        <w:tc>
+          <w:tcPr>
+            <w:tcW w:type="dxa" w:w="1728"/>
+          </w:tcPr>
+          <w:p>
+            <w:r>
+              <w:rPr>
+                <w:sz w:val="18"/>
+              </w:rPr>
+              <w:t>7. ESG reporting</w:t>
+            </w:r>
+          </w:p>
+        </w:tc>
+        <w:tc>
+          <w:tcPr>
+            <w:tcW w:type="dxa" w:w="1728"/>
+          </w:tcPr>
+          <w:p>
+            <w:r>
+              <w:rPr>
+                <w:sz w:val="18"/>
+              </w:rPr>
+              <w:t>Head of IR</w:t>
+            </w:r>
+          </w:p>
+        </w:tc>
+        <w:tc>
+          <w:tcPr>
+            <w:tcW w:type="dxa" w:w="1728"/>
+          </w:tcPr>
+          <w:p>
+            <w:r>
+              <w:rPr>
+                <w:sz w:val="18"/>
+              </w:rPr>
+              <w:t>Q2 FY2026</w:t>
+            </w:r>
+          </w:p>
+        </w:tc>
+        <w:tc>
+          <w:tcPr>
+            <w:tcW w:type="dxa" w:w="1728"/>
+          </w:tcPr>
+          <w:p>
+            <w:r>
+              <w:rPr>
+                <w:sz w:val="18"/>
+              </w:rPr>
+              <w:t>Q3 FY2027</w:t>
+            </w:r>
+          </w:p>
+        </w:tc>
+        <w:tc>
+          <w:tcPr>
+            <w:tcW w:type="dxa" w:w="1728"/>
+          </w:tcPr>
+          <w:p>
+            <w:r>
+              <w:rPr>
+                <w:sz w:val="18"/>
+              </w:rPr>
+              <w:t>Assurance scoping Q3</w:t>
+            </w:r>
+          </w:p>
+        </w:tc>
+      </w:tr>
+      <w:tr>
+        <w:tc>
+          <w:tcPr>
+            <w:tcW w:type="dxa" w:w="1728"/>
+          </w:tcPr>
+          <w:p>
+            <w:r>
+              <w:rPr>
+                <w:sz w:val="18"/>
+              </w:rPr>
+              <w:t>8. Integrated planning</w:t>
+            </w:r>
+          </w:p>
+        </w:tc>
+        <w:tc>
+          <w:tcPr>
+            <w:tcW w:type="dxa" w:w="1728"/>
+          </w:tcPr>
+          <w:p>
+            <w:r>
+              <w:rPr>
+                <w:sz w:val="18"/>
+              </w:rPr>
+              <w:t>Group CSO</w:t>
+            </w:r>
+          </w:p>
+        </w:tc>
+        <w:tc>
+          <w:tcPr>
+            <w:tcW w:type="dxa" w:w="1728"/>
+          </w:tcPr>
+          <w:p>
+            <w:r>
+              <w:rPr>
+                <w:sz w:val="18"/>
+              </w:rPr>
+              <w:t>Q3 FY2026</w:t>
+            </w:r>
+          </w:p>
+        </w:tc>
+        <w:tc>
+          <w:tcPr>
+            <w:tcW w:type="dxa" w:w="1728"/>
+          </w:tcPr>
+          <w:p>
+            <w:r>
+              <w:rPr>
+                <w:sz w:val="18"/>
+              </w:rPr>
+              <w:t>Ongoing</w:t>
+            </w:r>
+          </w:p>
+        </w:tc>
+        <w:tc>
+          <w:tcPr>
+            <w:tcW w:type="dxa" w:w="1728"/>
+          </w:tcPr>
+          <w:p>
+            <w:r>
+              <w:rPr>
+                <w:sz w:val="18"/>
+              </w:rPr>
+              <w:t>First quarterly review Q4</w:t>
+            </w:r>
+          </w:p>
+        </w:tc>
+      </w:tr>
+    </w:tbl>
+    <w:p>
+      <w:pPr>
+        <w:spacing w:before="240" w:after="80"/>
+      </w:pPr>
+      <w:r>
+        <w:rPr>
+          <w:b/>
+          <w:color w:val="1F2D55"/>
+          <w:sz w:val="26"/>
+        </w:rPr>
+        <w:t>7. Risks to delivery</w:t>
+      </w:r>
+    </w:p>
+    <w:p>
+      <w:pPr>
+        <w:pStyle w:val="ListBullet"/>
+        <w:spacing w:after="40"/>
+      </w:pPr>
+      <w:r>
+        <w:rPr>
+          <w:sz w:val="20"/>
+        </w:rPr>
+        <w:t>Change-management capacity — execution depth is the principal constraint, not strategy.</w:t>
+      </w:r>
+    </w:p>
+    <w:p>
+      <w:pPr>
+        <w:pStyle w:val="ListBullet"/>
+        <w:spacing w:after="40"/>
+      </w:pPr>
+      <w:r>
+        <w:rPr>
+          <w:sz w:val="20"/>
+        </w:rPr>
+        <w:t>Talent retention — competitor activity is intense for the top 5% of talent.</w:t>
+      </w:r>
+    </w:p>
+    <w:p>
+      <w:pPr>
+        <w:pStyle w:val="ListBullet"/>
+        <w:spacing w:after="40"/>
+      </w:pPr>
+      <w:r>
+        <w:rPr>
+          <w:sz w:val="20"/>
+        </w:rPr>
+        <w:t>Capital-market conditions — IPO/divestment timing risk for portfolio recalibration.</w:t>
+      </w:r>
+    </w:p>
+    <w:p>
+      <w:pPr>
+        <w:pStyle w:val="ListBullet"/>
+        <w:spacing w:after="40"/>
+      </w:pPr>
+      <w:r>
+        <w:rPr>
+          <w:sz w:val="20"/>
+        </w:rPr>
+        <w:t>Regulatory pace — proposed BNM and OJK directives will impact Banking division in FY2027.</w:t>
+      </w:r>
+    </w:p>
+    <w:p>
+      <w:pPr>
+        <w:pStyle w:val="ListBullet"/>
+        <w:spacing w:after="40"/>
+      </w:pPr>
+      <w:r>
+        <w:rPr>
+          <w:sz w:val="20"/>
+        </w:rPr>
+        <w:t>ESG climate-transition cost — emerging carbon-pricing risk in select markets.</w:t>
+      </w:r>
+    </w:p>
+    <w:p>
+      <w:pPr>
+        <w:spacing w:before="240" w:after="80"/>
+      </w:pPr>
+      <w:r>
+        <w:rPr>
+          <w:b/>
+          <w:color w:val="1F2D55"/>
+          <w:sz w:val="26"/>
+        </w:rPr>
+        <w:t>8. Conclusion</w:t>
+      </w:r>
+    </w:p>
+    <w:p>
+      <w:pPr>
+        <w:spacing w:after="80"/>
+      </w:pPr>
+      <w:r>
+        <w:rPr>
+          <w:i w:val="0"/>
+          <w:sz w:val="20"/>
+        </w:rPr>
+        <w:t>The strategic direction is right; the issue is depth and pace of execution. The eight recommendations together address the execution gap and position the Group to deliver the FY2030 vision committed at the 2024 strategy refresh.</w:t>
+      </w:r>
+    </w:p>
+    <w:p>
+      <w:pPr>
+        <w:spacing w:before="240" w:after="80"/>
+      </w:pPr>
+      <w:r>
+        <w:rPr>
+          <w:b/>
+          <w:color w:val="1F2D55"/>
+          <w:sz w:val="26"/>
+        </w:rPr>
+        <w:t>Appendices</w:t>
+      </w:r>
+    </w:p>
+    <w:p>
+      <w:pPr>
+        <w:pStyle w:val="ListBullet"/>
+        <w:spacing w:after="40"/>
+      </w:pPr>
+      <w:r>
+        <w:rPr>
+          <w:sz w:val="20"/>
+        </w:rPr>
+        <w:t>Appendix A — Detailed peer-group benchmarks (12 ASEAN, 6 global)</w:t>
+      </w:r>
+    </w:p>
+    <w:p>
+      <w:pPr>
+        <w:pStyle w:val="ListBullet"/>
+        <w:spacing w:after="40"/>
+      </w:pPr>
+      <w:r>
+        <w:rPr>
+          <w:sz w:val="20"/>
+        </w:rPr>
+        <w:t>Appendix B — Division-level KPI scorecards</w:t>
+      </w:r>
+    </w:p>
+    <w:p>
+      <w:pPr>
+        <w:pStyle w:val="ListBullet"/>
+        <w:spacing w:after="40"/>
+      </w:pPr>
+      <w:r>
+        <w:rPr>
+          <w:sz w:val="20"/>
+        </w:rPr>
+        <w:t>Appendix C — Recommended KPI dashboard for integrated planning</w:t>
+      </w:r>
+    </w:p>
+    <w:p>
+      <w:pPr>
+        <w:pStyle w:val="ListBullet"/>
+        <w:spacing w:after="40"/>
+      </w:pPr>
+      <w:r>
+        <w:rPr>
+          <w:sz w:val="20"/>
+        </w:rPr>
+        <w:t>Appendix D — Source-data manifest and methodology notes</w:t>
       </w:r>
     </w:p>
     <w:p>
@@ -34,1430 +1938,15 @@
       <w:r>
         <w:rPr>
           <w:i/>
-          <w:color w:val="B40000"/>
-          <w:sz w:val="18"/>
+          <w:color w:val="9CA3AF"/>
+          <w:sz w:val="16"/>
         </w:rPr>
-        <w:t>CONFIDENTIAL — For Internal Use and Regulatory Submission Only</w:t>
+        <w:t>— END OF DOCUMENT —</w:t>
       </w:r>
     </w:p>
-    <w:p/>
-    <w:p>
-      <w:pPr>
-        <w:pStyle w:val="Heading1"/>
-      </w:pPr>
-      <w:r>
-        <w:rPr>
-          <w:color w:val="1E3A5F"/>
-        </w:rPr>
-        <w:t>Section 1: Incident Identification</w:t>
-      </w:r>
-    </w:p>
-    <w:tbl>
-      <w:tblPr>
-        <w:tblStyle w:val="TableGrid"/>
-        <w:tblW w:type="auto" w:w="0"/>
-        <w:tblLook w:firstColumn="1" w:firstRow="1" w:lastColumn="0" w:lastRow="0" w:noHBand="0" w:noVBand="1" w:val="04A0"/>
-      </w:tblPr>
-      <w:tblGrid>
-        <w:gridCol w:w="4680"/>
-        <w:gridCol w:w="4680"/>
-      </w:tblGrid>
-      <w:tr>
-        <w:tc>
-          <w:tcPr>
-            <w:tcW w:type="dxa" w:w="4680"/>
-          </w:tcPr>
-          <w:p>
-            <w:r>
-              <w:rPr>
-                <w:b/>
-                <w:sz w:val="20"/>
-              </w:rPr>
-              <w:t>Incident Reference</w:t>
-            </w:r>
-          </w:p>
-        </w:tc>
-        <w:tc>
-          <w:tcPr>
-            <w:tcW w:type="dxa" w:w="4680"/>
-          </w:tcPr>
-          <w:p>
-            <w:r>
-              <w:rPr>
-                <w:sz w:val="20"/>
-              </w:rPr>
-              <w:t>INC-2025-05-02-JI</w:t>
-            </w:r>
-          </w:p>
-        </w:tc>
-      </w:tr>
-      <w:tr>
-        <w:tc>
-          <w:tcPr>
-            <w:tcW w:type="dxa" w:w="4680"/>
-          </w:tcPr>
-          <w:p>
-            <w:r>
-              <w:rPr>
-                <w:b/>
-                <w:sz w:val="20"/>
-              </w:rPr>
-              <w:t>Incident Date</w:t>
-            </w:r>
-          </w:p>
-        </w:tc>
-        <w:tc>
-          <w:tcPr>
-            <w:tcW w:type="dxa" w:w="4680"/>
-          </w:tcPr>
-          <w:p>
-            <w:r>
-              <w:rPr>
-                <w:sz w:val="20"/>
-              </w:rPr>
-              <w:t>2 May 2025</w:t>
-            </w:r>
-          </w:p>
-        </w:tc>
-      </w:tr>
-      <w:tr>
-        <w:tc>
-          <w:tcPr>
-            <w:tcW w:type="dxa" w:w="4680"/>
-          </w:tcPr>
-          <w:p>
-            <w:r>
-              <w:rPr>
-                <w:b/>
-                <w:sz w:val="20"/>
-              </w:rPr>
-              <w:t>Incident Time</w:t>
-            </w:r>
-          </w:p>
-        </w:tc>
-        <w:tc>
-          <w:tcPr>
-            <w:tcW w:type="dxa" w:w="4680"/>
-          </w:tcPr>
-          <w:p>
-            <w:r>
-              <w:rPr>
-                <w:sz w:val="20"/>
-              </w:rPr>
-              <w:t>09:47 SGT</w:t>
-            </w:r>
-          </w:p>
-        </w:tc>
-      </w:tr>
-      <w:tr>
-        <w:tc>
-          <w:tcPr>
-            <w:tcW w:type="dxa" w:w="4680"/>
-          </w:tcPr>
-          <w:p>
-            <w:r>
-              <w:rPr>
-                <w:b/>
-                <w:sz w:val="20"/>
-              </w:rPr>
-              <w:t>Site</w:t>
-            </w:r>
-          </w:p>
-        </w:tc>
-        <w:tc>
-          <w:tcPr>
-            <w:tcW w:type="dxa" w:w="4680"/>
-          </w:tcPr>
-          <w:p>
-            <w:r>
-              <w:rPr>
-                <w:sz w:val="20"/>
-              </w:rPr>
-              <w:t>Pasir Gudang Industrial Park Operations Centre, 51 Banyan Drive, Malaysia 628797</w:t>
-            </w:r>
-          </w:p>
-        </w:tc>
-      </w:tr>
-      <w:tr>
-        <w:tc>
-          <w:tcPr>
-            <w:tcW w:type="dxa" w:w="4680"/>
-          </w:tcPr>
-          <w:p>
-            <w:r>
-              <w:rPr>
-                <w:b/>
-                <w:sz w:val="20"/>
-              </w:rPr>
-              <w:t>Location (Specific)</w:t>
-            </w:r>
-          </w:p>
-        </w:tc>
-        <w:tc>
-          <w:tcPr>
-            <w:tcW w:type="dxa" w:w="4680"/>
-          </w:tcPr>
-          <w:p>
-            <w:r>
-              <w:rPr>
-                <w:sz w:val="20"/>
-              </w:rPr>
-              <w:t>Chemical Storage Bay 3B — Ethylene Glycol bulk storage area</w:t>
-            </w:r>
-          </w:p>
-        </w:tc>
-      </w:tr>
-      <w:tr>
-        <w:tc>
-          <w:tcPr>
-            <w:tcW w:type="dxa" w:w="4680"/>
-          </w:tcPr>
-          <w:p>
-            <w:r>
-              <w:rPr>
-                <w:b/>
-                <w:sz w:val="20"/>
-              </w:rPr>
-              <w:t>Classification</w:t>
-            </w:r>
-          </w:p>
-        </w:tc>
-        <w:tc>
-          <w:tcPr>
-            <w:tcW w:type="dxa" w:w="4680"/>
-          </w:tcPr>
-          <w:p>
-            <w:r>
-              <w:rPr>
-                <w:sz w:val="20"/>
-              </w:rPr>
-              <w:t>Level 3 — Medical Treatment Incident / Environmental Near-Miss</w:t>
-            </w:r>
-          </w:p>
-        </w:tc>
-      </w:tr>
-      <w:tr>
-        <w:tc>
-          <w:tcPr>
-            <w:tcW w:type="dxa" w:w="4680"/>
-          </w:tcPr>
-          <w:p>
-            <w:r>
-              <w:rPr>
-                <w:b/>
-                <w:sz w:val="20"/>
-              </w:rPr>
-              <w:t>Chemicals Involved</w:t>
-            </w:r>
-          </w:p>
-        </w:tc>
-        <w:tc>
-          <w:tcPr>
-            <w:tcW w:type="dxa" w:w="4680"/>
-          </w:tcPr>
-          <w:p>
-            <w:r>
-              <w:rPr>
-                <w:sz w:val="20"/>
-              </w:rPr>
-              <w:t>Ethylene Glycol (CAS 107-21-1) — approx. 45 litres released</w:t>
-            </w:r>
-          </w:p>
-        </w:tc>
-      </w:tr>
-      <w:tr>
-        <w:tc>
-          <w:tcPr>
-            <w:tcW w:type="dxa" w:w="4680"/>
-          </w:tcPr>
-          <w:p>
-            <w:r>
-              <w:rPr>
-                <w:b/>
-                <w:sz w:val="20"/>
-              </w:rPr>
-              <w:t>Report Prepared By</w:t>
-            </w:r>
-          </w:p>
-        </w:tc>
-        <w:tc>
-          <w:tcPr>
-            <w:tcW w:type="dxa" w:w="4680"/>
-          </w:tcPr>
-          <w:p>
-            <w:r>
-              <w:rPr>
-                <w:sz w:val="20"/>
-              </w:rPr>
-              <w:t>Ahmad Faizal (Site HSE Officer)</w:t>
-            </w:r>
-          </w:p>
-        </w:tc>
-      </w:tr>
-      <w:tr>
-        <w:tc>
-          <w:tcPr>
-            <w:tcW w:type="dxa" w:w="4680"/>
-          </w:tcPr>
-          <w:p>
-            <w:r>
-              <w:rPr>
-                <w:b/>
-                <w:sz w:val="20"/>
-              </w:rPr>
-              <w:t>Report Date</w:t>
-            </w:r>
-          </w:p>
-        </w:tc>
-        <w:tc>
-          <w:tcPr>
-            <w:tcW w:type="dxa" w:w="4680"/>
-          </w:tcPr>
-          <w:p>
-            <w:r>
-              <w:rPr>
-                <w:sz w:val="20"/>
-              </w:rPr>
-              <w:t>3 May 2025</w:t>
-            </w:r>
-          </w:p>
-        </w:tc>
-      </w:tr>
-      <w:tr>
-        <w:tc>
-          <w:tcPr>
-            <w:tcW w:type="dxa" w:w="4680"/>
-          </w:tcPr>
-          <w:p>
-            <w:r>
-              <w:rPr>
-                <w:b/>
-                <w:sz w:val="20"/>
-              </w:rPr>
-              <w:t>Last Reviewed By</w:t>
-            </w:r>
-          </w:p>
-        </w:tc>
-        <w:tc>
-          <w:tcPr>
-            <w:tcW w:type="dxa" w:w="4680"/>
-          </w:tcPr>
-          <w:p>
-            <w:r>
-              <w:rPr>
-                <w:sz w:val="20"/>
-              </w:rPr>
-              <w:t>Priya Nair (Site HSE Manager)</w:t>
-            </w:r>
-          </w:p>
-        </w:tc>
-      </w:tr>
-    </w:tbl>
-    <w:p/>
-    <w:p>
-      <w:pPr>
-        <w:pStyle w:val="Heading1"/>
-      </w:pPr>
-      <w:r>
-        <w:rPr>
-          <w:color w:val="1E3A5F"/>
-        </w:rPr>
-        <w:t>Section 2: Incident Description</w:t>
-      </w:r>
-    </w:p>
-    <w:p>
-      <w:pPr>
-        <w:spacing w:after="80"/>
-      </w:pPr>
-      <w:r>
-        <w:rPr>
-          <w:b w:val="0"/>
-          <w:i w:val="0"/>
-          <w:sz w:val="22"/>
-        </w:rPr>
-        <w:t>On 2 May 2025 at approximately 09:47 SGT, a flexible hose coupling on a bulk tanker transfer line in Storage Bay 3B failed during a routine offloading operation of Ethylene Glycol from a road tanker (Vehicle: SBA 4821K, Supplier: BASF SE, Delivery Note: DN-2025-1042). The failure resulted in an uncontrolled release of approximately 45 litres of Ethylene Glycol onto the concrete bund floor.</w:t>
-      </w:r>
-    </w:p>
-    <w:p>
-      <w:pPr>
-        <w:spacing w:after="80"/>
-      </w:pPr>
-      <w:r>
-        <w:rPr>
-          <w:b w:val="0"/>
-          <w:i w:val="0"/>
-          <w:sz w:val="22"/>
-        </w:rPr>
-        <w:t>Mr. Rajan Suresh (Process Technician, Employee ID: EC-1087) was standing approximately 1.5 metres from the failure point and sustained skin and eye exposure to Ethylene Glycol splash. He was immediately escorted to the on-site first aid station and subsequently transported to Pasir Gudang Community Hospital for medical assessment. He was treated and discharged on the same day. No lost workdays were recorded.</w:t>
-      </w:r>
-    </w:p>
-    <w:p>
-      <w:pPr>
-        <w:spacing w:after="80"/>
-      </w:pPr>
-      <w:r>
-        <w:rPr>
-          <w:b w:val="0"/>
-          <w:i w:val="0"/>
-          <w:sz w:val="22"/>
-        </w:rPr>
-        <w:t>The release was fully contained within the designated bund area. No product entered the floor drainage system or reached any waterway. Containment was achieved within 8 minutes of the release by the on-site emergency response team.</w:t>
-      </w:r>
-    </w:p>
-    <w:p>
-      <w:pPr>
-        <w:pStyle w:val="Heading1"/>
-      </w:pPr>
-      <w:r>
-        <w:rPr>
-          <w:color w:val="1E3A5F"/>
-        </w:rPr>
-        <w:t>Section 3: Immediate Actions Taken</w:t>
-      </w:r>
-    </w:p>
-    <w:p>
-      <w:pPr>
-        <w:pStyle w:val="ListNumber"/>
-      </w:pPr>
-      <w:r>
-        <w:rPr>
-          <w:sz w:val="20"/>
-        </w:rPr>
-        <w:t>09:49 — Site Emergency Coordinator (SEC) Ms. Priya Nair notified via radio by Bay 3B operator.</w:t>
-      </w:r>
-    </w:p>
-    <w:p>
-      <w:pPr>
-        <w:pStyle w:val="ListNumber"/>
-      </w:pPr>
-      <w:r>
-        <w:rPr>
-          <w:sz w:val="20"/>
-        </w:rPr>
-        <w:t>09:51 — Bay 3B isolated. Road tanker transfer operation halted. Vehicle driver instructed to remain on site.</w:t>
-      </w:r>
-    </w:p>
-    <w:p>
-      <w:pPr>
-        <w:pStyle w:val="ListNumber"/>
-      </w:pPr>
-      <w:r>
-        <w:rPr>
-          <w:sz w:val="20"/>
-        </w:rPr>
-        <w:t>09:52 — Mr. Rajan Suresh escorted to first aid station. Eye wash station activated immediately.</w:t>
-      </w:r>
-    </w:p>
-    <w:p>
-      <w:pPr>
-        <w:pStyle w:val="ListNumber"/>
-      </w:pPr>
-      <w:r>
-        <w:rPr>
-          <w:sz w:val="20"/>
-        </w:rPr>
-        <w:t>09:55 — Spill containment team (2 personnel) deployed in Level B PPE with Ethylene Glycol spill kit.</w:t>
-      </w:r>
-    </w:p>
-    <w:p>
-      <w:pPr>
-        <w:pStyle w:val="ListNumber"/>
-      </w:pPr>
-      <w:r>
-        <w:rPr>
-          <w:sz w:val="20"/>
-        </w:rPr>
-        <w:t>10:03 — Spill fully contained within bund. Absorbent pads deployed. No drainage system entry confirmed.</w:t>
-      </w:r>
-    </w:p>
-    <w:p>
-      <w:pPr>
-        <w:pStyle w:val="ListNumber"/>
-      </w:pPr>
-      <w:r>
-        <w:rPr>
-          <w:sz w:val="20"/>
-        </w:rPr>
-        <w:t>10:15 — Mr. Rajan Suresh transported by company transport to Pasir Gudang Community Hospital A&amp;E.</w:t>
-      </w:r>
-    </w:p>
-    <w:p>
-      <w:pPr>
-        <w:pStyle w:val="ListNumber"/>
-      </w:pPr>
-      <w:r>
-        <w:rPr>
-          <w:sz w:val="20"/>
-        </w:rPr>
-        <w:t>10:30 — VP Operations (Mr. Alex Tan) notified by Site HSE Manager.</w:t>
-      </w:r>
-    </w:p>
-    <w:p>
-      <w:pPr>
-        <w:pStyle w:val="ListNumber"/>
-      </w:pPr>
-      <w:r>
-        <w:rPr>
-          <w:sz w:val="20"/>
-        </w:rPr>
-        <w:t>11:00 — Failed hose coupling removed and quarantined for engineering inspection.</w:t>
-      </w:r>
-    </w:p>
-    <w:p>
-      <w:pPr>
-        <w:pStyle w:val="ListNumber"/>
-      </w:pPr>
-      <w:r>
-        <w:rPr>
-          <w:sz w:val="20"/>
-        </w:rPr>
-        <w:t>11:30 — Bay 3B declared safe. Decontamination completed. Waste collected in labelled hazardous waste drums.</w:t>
-      </w:r>
-    </w:p>
-    <w:p>
-      <w:pPr>
-        <w:pStyle w:val="ListNumber"/>
-      </w:pPr>
-      <w:r>
-        <w:rPr>
-          <w:sz w:val="20"/>
-        </w:rPr>
-        <w:t>15:00 — Mr. Rajan Suresh discharged from hospital. Fit for return to work (light duties only).</w:t>
-      </w:r>
-    </w:p>
-    <w:p>
-      <w:pPr>
-        <w:pStyle w:val="ListNumber"/>
-      </w:pPr>
-      <w:r>
-        <w:rPr>
-          <w:sz w:val="20"/>
-        </w:rPr>
-        <w:t>17:00 — MOM notification submitted (INC-2025-05-02, online portal). NEA notification not required (no environmental release).</w:t>
-      </w:r>
-    </w:p>
-    <w:p/>
-    <w:p>
-      <w:pPr>
-        <w:pStyle w:val="Heading1"/>
-      </w:pPr>
-      <w:r>
-        <w:rPr>
-          <w:color w:val="1E3A5F"/>
-        </w:rPr>
-        <w:t>Section 4: Root Cause Analysis — 5-Whys</w:t>
-      </w:r>
-    </w:p>
-    <w:tbl>
-      <w:tblPr>
-        <w:tblStyle w:val="TableGrid"/>
-        <w:tblW w:type="auto" w:w="0"/>
-        <w:tblLook w:firstColumn="1" w:firstRow="1" w:lastColumn="0" w:lastRow="0" w:noHBand="0" w:noVBand="1" w:val="04A0"/>
-      </w:tblPr>
-      <w:tblGrid>
-        <w:gridCol w:w="4680"/>
-        <w:gridCol w:w="4680"/>
-      </w:tblGrid>
-      <w:tr>
-        <w:tc>
-          <w:tcPr>
-            <w:tcW w:type="dxa" w:w="4680"/>
-          </w:tcPr>
-          <w:p>
-            <w:r>
-              <w:rPr>
-                <w:b/>
-                <w:sz w:val="20"/>
-              </w:rPr>
-              <w:t>Why 1: Why did the hose coupling fail?</w:t>
-            </w:r>
-          </w:p>
-        </w:tc>
-        <w:tc>
-          <w:tcPr>
-            <w:tcW w:type="dxa" w:w="4680"/>
-          </w:tcPr>
-          <w:p>
-            <w:r>
-              <w:rPr>
-                <w:sz w:val="20"/>
-              </w:rPr>
-              <w:t>The flexible hose coupling (Part No. FH-EG-3B-07) had exceeded its recommended service life of 24 months. Inspection tag showed installation date of March 2022 — 38 months in service at time of failure.</w:t>
-            </w:r>
-          </w:p>
-        </w:tc>
-      </w:tr>
-      <w:tr>
-        <w:tc>
-          <w:tcPr>
-            <w:tcW w:type="dxa" w:w="4680"/>
-          </w:tcPr>
-          <w:p>
-            <w:r>
-              <w:rPr>
-                <w:b/>
-                <w:sz w:val="20"/>
-              </w:rPr>
-              <w:t>Why 2: Why was the coupling still in service?</w:t>
-            </w:r>
-          </w:p>
-        </w:tc>
-        <w:tc>
-          <w:tcPr>
-            <w:tcW w:type="dxa" w:w="4680"/>
-          </w:tcPr>
-          <w:p>
-            <w:r>
-              <w:rPr>
-                <w:sz w:val="20"/>
-              </w:rPr>
-              <w:t>The Preventive Maintenance (PM) schedule for Bay 3B flexible hoses had not been updated when the PM interval policy was revised from 24 months to 18 months in January 2024. The revision was applied to Bays 1, 2 and 4 but Bay 3B was missed.</w:t>
-            </w:r>
-          </w:p>
-        </w:tc>
-      </w:tr>
-      <w:tr>
-        <w:tc>
-          <w:tcPr>
-            <w:tcW w:type="dxa" w:w="4680"/>
-          </w:tcPr>
-          <w:p>
-            <w:r>
-              <w:rPr>
-                <w:b/>
-                <w:sz w:val="20"/>
-              </w:rPr>
-              <w:t>Why 3: Why was Bay 3B excluded from the PM revision?</w:t>
-            </w:r>
-          </w:p>
-        </w:tc>
-        <w:tc>
-          <w:tcPr>
-            <w:tcW w:type="dxa" w:w="4680"/>
-          </w:tcPr>
-          <w:p>
-            <w:r>
-              <w:rPr>
-                <w:sz w:val="20"/>
-              </w:rPr>
-              <w:t>The PM schedule update was performed manually in the CMMS (Computerised Maintenance Management System). The Bay 3B equipment list was in a separate CMMS module and was not included in the bulk update.</w:t>
-            </w:r>
-          </w:p>
-        </w:tc>
-      </w:tr>
-      <w:tr>
-        <w:tc>
-          <w:tcPr>
-            <w:tcW w:type="dxa" w:w="4680"/>
-          </w:tcPr>
-          <w:p>
-            <w:r>
-              <w:rPr>
-                <w:b/>
-                <w:sz w:val="20"/>
-              </w:rPr>
-              <w:t>Why 4: Why was the CMMS update not verified for completeness?</w:t>
-            </w:r>
-          </w:p>
-        </w:tc>
-        <w:tc>
-          <w:tcPr>
-            <w:tcW w:type="dxa" w:w="4680"/>
-          </w:tcPr>
-          <w:p>
-            <w:r>
-              <w:rPr>
-                <w:sz w:val="20"/>
-              </w:rPr>
-              <w:t>No verification step or sign-off was required in the PM revision procedure at the time. The procedure has since been updated (March 2025) to require cross-module verification, but the Bay 3B error was not identified.</w:t>
-            </w:r>
-          </w:p>
-        </w:tc>
-      </w:tr>
-      <w:tr>
-        <w:tc>
-          <w:tcPr>
-            <w:tcW w:type="dxa" w:w="4680"/>
-          </w:tcPr>
-          <w:p>
-            <w:r>
-              <w:rPr>
-                <w:b/>
-                <w:sz w:val="20"/>
-              </w:rPr>
-              <w:t>Why 5: Why was the cross-module verification not in place earlier?</w:t>
-            </w:r>
-          </w:p>
-        </w:tc>
-        <w:tc>
-          <w:tcPr>
-            <w:tcW w:type="dxa" w:w="4680"/>
-          </w:tcPr>
-          <w:p>
-            <w:r>
-              <w:rPr>
-                <w:sz w:val="20"/>
-              </w:rPr>
-              <w:t>Root cause: The original PM procedure was written in 2019 before the CMMS was expanded to a multi-module system. The procedure was not reviewed during the 2024 CMMS expansion project.</w:t>
-            </w:r>
-          </w:p>
-        </w:tc>
-      </w:tr>
-    </w:tbl>
-    <w:p/>
-    <w:p>
-      <w:pPr>
-        <w:pStyle w:val="Heading1"/>
-      </w:pPr>
-      <w:r>
-        <w:rPr>
-          <w:color w:val="1E3A5F"/>
-        </w:rPr>
-        <w:t>Section 5: Corrective and Preventive Actions (CAPA)</w:t>
-      </w:r>
-    </w:p>
-    <w:p/>
-    <w:tbl>
-      <w:tblPr>
-        <w:tblStyle w:val="TableGrid"/>
-        <w:tblW w:type="auto" w:w="0"/>
-        <w:tblLook w:firstColumn="1" w:firstRow="1" w:lastColumn="0" w:lastRow="0" w:noHBand="0" w:noVBand="1" w:val="04A0"/>
-      </w:tblPr>
-      <w:tblGrid>
-        <w:gridCol w:w="1872"/>
-        <w:gridCol w:w="1872"/>
-        <w:gridCol w:w="1872"/>
-        <w:gridCol w:w="1872"/>
-        <w:gridCol w:w="1872"/>
-      </w:tblGrid>
-      <w:tr>
-        <w:tc>
-          <w:tcPr>
-            <w:tcW w:type="dxa" w:w="1872"/>
-          </w:tcPr>
-          <w:p>
-            <w:r>
-              <w:rPr>
-                <w:b/>
-                <w:sz w:val="20"/>
-              </w:rPr>
-              <w:t>#</w:t>
-            </w:r>
-          </w:p>
-        </w:tc>
-        <w:tc>
-          <w:tcPr>
-            <w:tcW w:type="dxa" w:w="1872"/>
-          </w:tcPr>
-          <w:p>
-            <w:r>
-              <w:rPr>
-                <w:b/>
-                <w:sz w:val="20"/>
-              </w:rPr>
-              <w:t>Corrective Action</w:t>
-            </w:r>
-          </w:p>
-        </w:tc>
-        <w:tc>
-          <w:tcPr>
-            <w:tcW w:type="dxa" w:w="1872"/>
-          </w:tcPr>
-          <w:p>
-            <w:r>
-              <w:rPr>
-                <w:b/>
-                <w:sz w:val="20"/>
-              </w:rPr>
-              <w:t>Owner</w:t>
-            </w:r>
-          </w:p>
-        </w:tc>
-        <w:tc>
-          <w:tcPr>
-            <w:tcW w:type="dxa" w:w="1872"/>
-          </w:tcPr>
-          <w:p>
-            <w:r>
-              <w:rPr>
-                <w:b/>
-                <w:sz w:val="20"/>
-              </w:rPr>
-              <w:t>Target Date</w:t>
-            </w:r>
-          </w:p>
-        </w:tc>
-        <w:tc>
-          <w:tcPr>
-            <w:tcW w:type="dxa" w:w="1872"/>
-          </w:tcPr>
-          <w:p>
-            <w:r>
-              <w:rPr>
-                <w:b/>
-                <w:sz w:val="20"/>
-              </w:rPr>
-              <w:t>Status</w:t>
-            </w:r>
-          </w:p>
-        </w:tc>
-      </w:tr>
-      <w:tr>
-        <w:tc>
-          <w:tcPr>
-            <w:tcW w:type="dxa" w:w="1872"/>
-          </w:tcPr>
-          <w:p>
-            <w:r>
-              <w:rPr>
-                <w:sz w:val="20"/>
-              </w:rPr>
-              <w:t>1</w:t>
-            </w:r>
-          </w:p>
-        </w:tc>
-        <w:tc>
-          <w:tcPr>
-            <w:tcW w:type="dxa" w:w="1872"/>
-          </w:tcPr>
-          <w:p>
-            <w:r>
-              <w:rPr>
-                <w:sz w:val="20"/>
-              </w:rPr>
-              <w:t>Replace all flexible hose couplings in Bay 3B. Verify replacement date tags installed on all new couplings.</w:t>
-            </w:r>
-          </w:p>
-        </w:tc>
-        <w:tc>
-          <w:tcPr>
-            <w:tcW w:type="dxa" w:w="1872"/>
-          </w:tcPr>
-          <w:p>
-            <w:r>
-              <w:rPr>
-                <w:sz w:val="20"/>
-              </w:rPr>
-              <w:t>Facilities Manager</w:t>
-            </w:r>
-          </w:p>
-        </w:tc>
-        <w:tc>
-          <w:tcPr>
-            <w:tcW w:type="dxa" w:w="1872"/>
-          </w:tcPr>
-          <w:p>
-            <w:r>
-              <w:rPr>
-                <w:sz w:val="20"/>
-              </w:rPr>
-              <w:t>9 May 2025</w:t>
-            </w:r>
-          </w:p>
-        </w:tc>
-        <w:tc>
-          <w:tcPr>
-            <w:tcW w:type="dxa" w:w="1872"/>
-          </w:tcPr>
-          <w:p>
-            <w:r>
-              <w:rPr>
-                <w:sz w:val="20"/>
-              </w:rPr>
-              <w:t>Completed</w:t>
-            </w:r>
-          </w:p>
-        </w:tc>
-      </w:tr>
-      <w:tr>
-        <w:tc>
-          <w:tcPr>
-            <w:tcW w:type="dxa" w:w="1872"/>
-          </w:tcPr>
-          <w:p>
-            <w:r>
-              <w:rPr>
-                <w:sz w:val="20"/>
-              </w:rPr>
-              <w:t>2</w:t>
-            </w:r>
-          </w:p>
-        </w:tc>
-        <w:tc>
-          <w:tcPr>
-            <w:tcW w:type="dxa" w:w="1872"/>
-          </w:tcPr>
-          <w:p>
-            <w:r>
-              <w:rPr>
-                <w:sz w:val="20"/>
-              </w:rPr>
-              <w:t>Conduct full CMMS audit of all site equipment PM schedules across all modules. Verify interval compliance.</w:t>
-            </w:r>
-          </w:p>
-        </w:tc>
-        <w:tc>
-          <w:tcPr>
-            <w:tcW w:type="dxa" w:w="1872"/>
-          </w:tcPr>
-          <w:p>
-            <w:r>
-              <w:rPr>
-                <w:sz w:val="20"/>
-              </w:rPr>
-              <w:t>Maintenance Manager</w:t>
-            </w:r>
-          </w:p>
-        </w:tc>
-        <w:tc>
-          <w:tcPr>
-            <w:tcW w:type="dxa" w:w="1872"/>
-          </w:tcPr>
-          <w:p>
-            <w:r>
-              <w:rPr>
-                <w:sz w:val="20"/>
-              </w:rPr>
-              <w:t>31 May 2025</w:t>
-            </w:r>
-          </w:p>
-        </w:tc>
-        <w:tc>
-          <w:tcPr>
-            <w:tcW w:type="dxa" w:w="1872"/>
-          </w:tcPr>
-          <w:p>
-            <w:r>
-              <w:rPr>
-                <w:sz w:val="20"/>
-              </w:rPr>
-              <w:t>In Progress</w:t>
-            </w:r>
-          </w:p>
-        </w:tc>
-      </w:tr>
-      <w:tr>
-        <w:tc>
-          <w:tcPr>
-            <w:tcW w:type="dxa" w:w="1872"/>
-          </w:tcPr>
-          <w:p>
-            <w:r>
-              <w:rPr>
-                <w:sz w:val="20"/>
-              </w:rPr>
-              <w:t>3</w:t>
-            </w:r>
-          </w:p>
-        </w:tc>
-        <w:tc>
-          <w:tcPr>
-            <w:tcW w:type="dxa" w:w="1872"/>
-          </w:tcPr>
-          <w:p>
-            <w:r>
-              <w:rPr>
-                <w:sz w:val="20"/>
-              </w:rPr>
-              <w:t>Update the PM Schedule Revision Procedure to mandate cross-module verification sign-off by Site HSE Manager.</w:t>
-            </w:r>
-          </w:p>
-        </w:tc>
-        <w:tc>
-          <w:tcPr>
-            <w:tcW w:type="dxa" w:w="1872"/>
-          </w:tcPr>
-          <w:p>
-            <w:r>
-              <w:rPr>
-                <w:sz w:val="20"/>
-              </w:rPr>
-              <w:t>HSE Manager</w:t>
-            </w:r>
-          </w:p>
-        </w:tc>
-        <w:tc>
-          <w:tcPr>
-            <w:tcW w:type="dxa" w:w="1872"/>
-          </w:tcPr>
-          <w:p>
-            <w:r>
-              <w:rPr>
-                <w:sz w:val="20"/>
-              </w:rPr>
-              <w:t>15 May 2025</w:t>
-            </w:r>
-          </w:p>
-        </w:tc>
-        <w:tc>
-          <w:tcPr>
-            <w:tcW w:type="dxa" w:w="1872"/>
-          </w:tcPr>
-          <w:p>
-            <w:r>
-              <w:rPr>
-                <w:sz w:val="20"/>
-              </w:rPr>
-              <w:t>Completed</w:t>
-            </w:r>
-          </w:p>
-        </w:tc>
-      </w:tr>
-      <w:tr>
-        <w:tc>
-          <w:tcPr>
-            <w:tcW w:type="dxa" w:w="1872"/>
-          </w:tcPr>
-          <w:p>
-            <w:r>
-              <w:rPr>
-                <w:sz w:val="20"/>
-              </w:rPr>
-              <w:t>4</w:t>
-            </w:r>
-          </w:p>
-        </w:tc>
-        <w:tc>
-          <w:tcPr>
-            <w:tcW w:type="dxa" w:w="1872"/>
-          </w:tcPr>
-          <w:p>
-            <w:r>
-              <w:rPr>
-                <w:sz w:val="20"/>
-              </w:rPr>
-              <w:t>Conduct refresher training for all Bay operators on hose condition inspection before each transfer operation.</w:t>
-            </w:r>
-          </w:p>
-        </w:tc>
-        <w:tc>
-          <w:tcPr>
-            <w:tcW w:type="dxa" w:w="1872"/>
-          </w:tcPr>
-          <w:p>
-            <w:r>
-              <w:rPr>
-                <w:sz w:val="20"/>
-              </w:rPr>
-              <w:t>HSE Manager</w:t>
-            </w:r>
-          </w:p>
-        </w:tc>
-        <w:tc>
-          <w:tcPr>
-            <w:tcW w:type="dxa" w:w="1872"/>
-          </w:tcPr>
-          <w:p>
-            <w:r>
-              <w:rPr>
-                <w:sz w:val="20"/>
-              </w:rPr>
-              <w:t>31 May 2025</w:t>
-            </w:r>
-          </w:p>
-        </w:tc>
-        <w:tc>
-          <w:tcPr>
-            <w:tcW w:type="dxa" w:w="1872"/>
-          </w:tcPr>
-          <w:p>
-            <w:r>
-              <w:rPr>
-                <w:sz w:val="20"/>
-              </w:rPr>
-              <w:t>In Progress</w:t>
-            </w:r>
-          </w:p>
-        </w:tc>
-      </w:tr>
-      <w:tr>
-        <w:tc>
-          <w:tcPr>
-            <w:tcW w:type="dxa" w:w="1872"/>
-          </w:tcPr>
-          <w:p>
-            <w:r>
-              <w:rPr>
-                <w:sz w:val="20"/>
-              </w:rPr>
-              <w:t>5</w:t>
-            </w:r>
-          </w:p>
-        </w:tc>
-        <w:tc>
-          <w:tcPr>
-            <w:tcW w:type="dxa" w:w="1872"/>
-          </w:tcPr>
-          <w:p>
-            <w:r>
-              <w:rPr>
-                <w:sz w:val="20"/>
-              </w:rPr>
-              <w:t>Review and update the preventive maintenance intervals for all flexible hoses, couplings, and transfer fittings site-wide.</w:t>
-            </w:r>
-          </w:p>
-        </w:tc>
-        <w:tc>
-          <w:tcPr>
-            <w:tcW w:type="dxa" w:w="1872"/>
-          </w:tcPr>
-          <w:p>
-            <w:r>
-              <w:rPr>
-                <w:sz w:val="20"/>
-              </w:rPr>
-              <w:t>Maintenance Manager</w:t>
-            </w:r>
-          </w:p>
-        </w:tc>
-        <w:tc>
-          <w:tcPr>
-            <w:tcW w:type="dxa" w:w="1872"/>
-          </w:tcPr>
-          <w:p>
-            <w:r>
-              <w:rPr>
-                <w:sz w:val="20"/>
-              </w:rPr>
-              <w:t>30 Jun 2025</w:t>
-            </w:r>
-          </w:p>
-        </w:tc>
-        <w:tc>
-          <w:tcPr>
-            <w:tcW w:type="dxa" w:w="1872"/>
-          </w:tcPr>
-          <w:p>
-            <w:r>
-              <w:rPr>
-                <w:sz w:val="20"/>
-              </w:rPr>
-              <w:t>In Progress</w:t>
-            </w:r>
-          </w:p>
-        </w:tc>
-      </w:tr>
-      <w:tr>
-        <w:tc>
-          <w:tcPr>
-            <w:tcW w:type="dxa" w:w="1872"/>
-          </w:tcPr>
-          <w:p>
-            <w:r>
-              <w:rPr>
-                <w:sz w:val="20"/>
-              </w:rPr>
-              <w:t>6</w:t>
-            </w:r>
-          </w:p>
-        </w:tc>
-        <w:tc>
-          <w:tcPr>
-            <w:tcW w:type="dxa" w:w="1872"/>
-          </w:tcPr>
-          <w:p>
-            <w:r>
-              <w:rPr>
-                <w:sz w:val="20"/>
-              </w:rPr>
-              <w:t>Update the Ethylene Glycol transfer SOP to include mandatory pre-transfer hose integrity inspection checklist.</w:t>
-            </w:r>
-          </w:p>
-        </w:tc>
-        <w:tc>
-          <w:tcPr>
-            <w:tcW w:type="dxa" w:w="1872"/>
-          </w:tcPr>
-          <w:p>
-            <w:r>
-              <w:rPr>
-                <w:sz w:val="20"/>
-              </w:rPr>
-              <w:t>Operations Manager</w:t>
-            </w:r>
-          </w:p>
-        </w:tc>
-        <w:tc>
-          <w:tcPr>
-            <w:tcW w:type="dxa" w:w="1872"/>
-          </w:tcPr>
-          <w:p>
-            <w:r>
-              <w:rPr>
-                <w:sz w:val="20"/>
-              </w:rPr>
-              <w:t>31 May 2025</w:t>
-            </w:r>
-          </w:p>
-        </w:tc>
-        <w:tc>
-          <w:tcPr>
-            <w:tcW w:type="dxa" w:w="1872"/>
-          </w:tcPr>
-          <w:p>
-            <w:r>
-              <w:rPr>
-                <w:sz w:val="20"/>
-              </w:rPr>
-              <w:t>In Progress</w:t>
-            </w:r>
-          </w:p>
-        </w:tc>
-      </w:tr>
-    </w:tbl>
-    <w:p/>
-    <w:p>
-      <w:pPr>
-        <w:pStyle w:val="Heading1"/>
-      </w:pPr>
-      <w:r>
-        <w:rPr>
-          <w:color w:val="1E3A5F"/>
-        </w:rPr>
-        <w:t>Section 6: Regulatory Notifications</w:t>
-      </w:r>
-    </w:p>
-    <w:tbl>
-      <w:tblPr>
-        <w:tblStyle w:val="TableGrid"/>
-        <w:tblW w:type="auto" w:w="0"/>
-        <w:tblLook w:firstColumn="1" w:firstRow="1" w:lastColumn="0" w:lastRow="0" w:noHBand="0" w:noVBand="1" w:val="04A0"/>
-      </w:tblPr>
-      <w:tblGrid>
-        <w:gridCol w:w="4680"/>
-        <w:gridCol w:w="4680"/>
-      </w:tblGrid>
-      <w:tr>
-        <w:tc>
-          <w:tcPr>
-            <w:tcW w:type="dxa" w:w="4680"/>
-          </w:tcPr>
-          <w:p>
-            <w:r>
-              <w:rPr>
-                <w:b/>
-                <w:sz w:val="20"/>
-              </w:rPr>
-              <w:t>MOM Notification</w:t>
-            </w:r>
-          </w:p>
-        </w:tc>
-        <w:tc>
-          <w:tcPr>
-            <w:tcW w:type="dxa" w:w="4680"/>
-          </w:tcPr>
-          <w:p>
-            <w:r>
-              <w:rPr>
-                <w:sz w:val="20"/>
-              </w:rPr>
-              <w:t>Submitted 2 May 2025, 17:00 SGT. Reference: MOM-WSH-2025-0502-JI. Acknowledgement received 3 May 2025.</w:t>
-            </w:r>
-          </w:p>
-        </w:tc>
-      </w:tr>
-      <w:tr>
-        <w:tc>
-          <w:tcPr>
-            <w:tcW w:type="dxa" w:w="4680"/>
-          </w:tcPr>
-          <w:p>
-            <w:r>
-              <w:rPr>
-                <w:b/>
-                <w:sz w:val="20"/>
-              </w:rPr>
-              <w:t>NEA Notification</w:t>
-            </w:r>
-          </w:p>
-        </w:tc>
-        <w:tc>
-          <w:tcPr>
-            <w:tcW w:type="dxa" w:w="4680"/>
-          </w:tcPr>
-          <w:p>
-            <w:r>
-              <w:rPr>
-                <w:sz w:val="20"/>
-              </w:rPr>
-              <w:t>Not required. Spill fully contained within bund. No environmental release.</w:t>
-            </w:r>
-          </w:p>
-        </w:tc>
-      </w:tr>
-      <w:tr>
-        <w:tc>
-          <w:tcPr>
-            <w:tcW w:type="dxa" w:w="4680"/>
-          </w:tcPr>
-          <w:p>
-            <w:r>
-              <w:rPr>
-                <w:b/>
-                <w:sz w:val="20"/>
-              </w:rPr>
-              <w:t>Statutory Deadline</w:t>
-            </w:r>
-          </w:p>
-        </w:tc>
-        <w:tc>
-          <w:tcPr>
-            <w:tcW w:type="dxa" w:w="4680"/>
-          </w:tcPr>
-          <w:p>
-            <w:r>
-              <w:rPr>
-                <w:sz w:val="20"/>
-              </w:rPr>
-              <w:t>MOM full investigation report due within 10 working days (deadline: 16 May 2025).</w:t>
-            </w:r>
-          </w:p>
-        </w:tc>
-      </w:tr>
-    </w:tbl>
-    <w:p/>
-    <w:p>
-      <w:pPr>
-        <w:pStyle w:val="Heading1"/>
-      </w:pPr>
-      <w:r>
-        <w:rPr>
-          <w:color w:val="1E3A5F"/>
-        </w:rPr>
-        <w:t>Section 7: Approvals</w:t>
-      </w:r>
-    </w:p>
-    <w:tbl>
-      <w:tblPr>
-        <w:tblStyle w:val="TableGrid"/>
-        <w:tblW w:type="auto" w:w="0"/>
-        <w:tblLook w:firstColumn="1" w:firstRow="1" w:lastColumn="0" w:lastRow="0" w:noHBand="0" w:noVBand="1" w:val="04A0"/>
-      </w:tblPr>
-      <w:tblGrid>
-        <w:gridCol w:w="4680"/>
-        <w:gridCol w:w="4680"/>
-      </w:tblGrid>
-      <w:tr>
-        <w:tc>
-          <w:tcPr>
-            <w:tcW w:type="dxa" w:w="4680"/>
-          </w:tcPr>
-          <w:p>
-            <w:r>
-              <w:rPr>
-                <w:b/>
-                <w:sz w:val="20"/>
-              </w:rPr>
-              <w:t>Prepared By</w:t>
-            </w:r>
-          </w:p>
-        </w:tc>
-        <w:tc>
-          <w:tcPr>
-            <w:tcW w:type="dxa" w:w="4680"/>
-          </w:tcPr>
-          <w:p>
-            <w:r>
-              <w:rPr>
-                <w:sz w:val="20"/>
-              </w:rPr>
-              <w:t>Ahmad Faizal, Site HSE Officer — 3 May 2025</w:t>
-            </w:r>
-          </w:p>
-        </w:tc>
-      </w:tr>
-      <w:tr>
-        <w:tc>
-          <w:tcPr>
-            <w:tcW w:type="dxa" w:w="4680"/>
-          </w:tcPr>
-          <w:p>
-            <w:r>
-              <w:rPr>
-                <w:b/>
-                <w:sz w:val="20"/>
-              </w:rPr>
-              <w:t>Reviewed By</w:t>
-            </w:r>
-          </w:p>
-        </w:tc>
-        <w:tc>
-          <w:tcPr>
-            <w:tcW w:type="dxa" w:w="4680"/>
-          </w:tcPr>
-          <w:p>
-            <w:r>
-              <w:rPr>
-                <w:sz w:val="20"/>
-              </w:rPr>
-              <w:t>Priya Nair, Site HSE Manager — 4 May 2025</w:t>
-            </w:r>
-          </w:p>
-        </w:tc>
-      </w:tr>
-      <w:tr>
-        <w:tc>
-          <w:tcPr>
-            <w:tcW w:type="dxa" w:w="4680"/>
-          </w:tcPr>
-          <w:p>
-            <w:r>
-              <w:rPr>
-                <w:b/>
-                <w:sz w:val="20"/>
-              </w:rPr>
-              <w:t>Approved By</w:t>
-            </w:r>
-          </w:p>
-        </w:tc>
-        <w:tc>
-          <w:tcPr>
-            <w:tcW w:type="dxa" w:w="4680"/>
-          </w:tcPr>
-          <w:p>
-            <w:r>
-              <w:rPr>
-                <w:sz w:val="20"/>
-              </w:rPr>
-              <w:t>Alex Tan, VP Operations — 4 May 2025</w:t>
-            </w:r>
-          </w:p>
-        </w:tc>
-      </w:tr>
-      <w:tr>
-        <w:tc>
-          <w:tcPr>
-            <w:tcW w:type="dxa" w:w="4680"/>
-          </w:tcPr>
-          <w:p>
-            <w:r>
-              <w:rPr>
-                <w:b/>
-                <w:sz w:val="20"/>
-              </w:rPr>
-              <w:t>Status</w:t>
-            </w:r>
-          </w:p>
-        </w:tc>
-        <w:tc>
-          <w:tcPr>
-            <w:tcW w:type="dxa" w:w="4680"/>
-          </w:tcPr>
-          <w:p>
-            <w:r>
-              <w:rPr>
-                <w:sz w:val="20"/>
-              </w:rPr>
-              <w:t>FINAL — Approved for MOM Submission</w:t>
-            </w:r>
-          </w:p>
-        </w:tc>
-      </w:tr>
-    </w:tbl>
-    <w:p/>
     <w:sectPr>
       <w:pgSz w:w="12240" w:h="15840"/>
-      <w:pgMar w:top="1440" w:right="1440" w:bottom="1440" w:left="1440" w:header="720" w:footer="720" w:gutter="0"/>
+      <w:pgMar w:top="1440" w:right="1800" w:bottom="1440" w:left="1800" w:header="720" w:footer="720" w:gutter="0"/>
       <w:cols w:space="720"/>
       <w:docGrid w:linePitch="360"/>
     </w:sectPr>
